--- a/_site/posts/2025-01-12-recursos-de-bibliografia-y-documentacion/index.docx
+++ b/_site/posts/2025-01-12-recursos-de-bibliografia-y-documentacion/index.docx
@@ -44,7 +44,7 @@
         <w:t xml:space="preserve"> </w:t>
       </w:r>
     </w:p>
-    <w:bookmarkStart w:id="20" w:name="title"/>
+    <w:bookmarkStart w:id="22" w:name="title"/>
     <w:p>
       <w:pPr>
         <w:pStyle w:val="Heading1"/>
@@ -93,8 +93,8 @@
         <w:t xml:space="preserve"> </w:t>
       </w:r>
     </w:p>
-    <w:bookmarkEnd w:id="20"/>
-    <w:bookmarkStart w:id="24" w:name="author-note"/>
+    <w:bookmarkEnd w:id="22"/>
+    <w:bookmarkStart w:id="26" w:name="author-note"/>
     <w:p>
       <w:pPr>
         <w:pStyle w:val="Heading1"/>
@@ -113,15 +113,15 @@
       <w:r>
         <w:t xml:space="preserve"> </w:t>
       </w:r>
-      <w:bookmarkStart w:id="21" w:name="orchid"/>
+      <w:bookmarkStart w:id="23" w:name="orchid"/>
       <w:r>
         <w:t xml:space="preserve">Orcid ID Logo: A green circle with white letters ID</w:t>
       </w:r>
-      <w:bookmarkEnd w:id="21"/>
-      <w:r>
-        <w:t xml:space="preserve"> </w:t>
-      </w:r>
-      <w:hyperlink r:id="rId22">
+      <w:bookmarkEnd w:id="23"/>
+      <w:r>
+        <w:t xml:space="preserve"> </w:t>
+      </w:r>
+      <w:hyperlink r:id="rId24">
         <w:r>
           <w:rPr>
             <w:rStyle w:val="Hyperlink"/>
@@ -173,7 +173,7 @@
       <w:r>
         <w:t xml:space="preserve"> </w:t>
       </w:r>
-      <w:hyperlink r:id="rId23">
+      <w:hyperlink r:id="rId25">
         <w:r>
           <w:rPr>
             <w:rStyle w:val="Hyperlink"/>
@@ -187,8 +187,8 @@
         <w:br w:type="page"/>
       </w:r>
     </w:p>
-    <w:bookmarkEnd w:id="24"/>
-    <w:bookmarkStart w:id="25" w:name="abstract"/>
+    <w:bookmarkEnd w:id="26"/>
+    <w:bookmarkStart w:id="27" w:name="abstract"/>
     <w:p>
       <w:pPr>
         <w:pStyle w:val="Heading1"/>
@@ -225,8 +225,8 @@
         <w:br w:type="page"/>
       </w:r>
     </w:p>
-    <w:bookmarkEnd w:id="25"/>
-    <w:bookmarkStart w:id="26" w:name="firstheader"/>
+    <w:bookmarkEnd w:id="27"/>
+    <w:bookmarkStart w:id="28" w:name="firstheader"/>
     <w:p>
       <w:pPr>
         <w:pStyle w:val="Heading1"/>
@@ -243,8 +243,8 @@
         <w:t xml:space="preserve">En la era digital actual, el acceso a recursos bibliográficos y documentales en línea es fundamental para la comunidad académica global. Esta publicación reúne las plataformas, herramientas y recursos más relevantes para todas las fases del proceso de investigación académica, desde la identificación del tema hasta la publicación de resultados.</w:t>
       </w:r>
     </w:p>
-    <w:bookmarkEnd w:id="26"/>
-    <w:bookmarkStart w:id="77" w:name="economía-y-ciencias-sociales"/>
+    <w:bookmarkEnd w:id="28"/>
+    <w:bookmarkStart w:id="79" w:name="economía-y-ciencias-sociales"/>
     <w:p>
       <w:pPr>
         <w:pStyle w:val="Heading1"/>
@@ -253,7 +253,7 @@
         <w:t xml:space="preserve">1. Economía y Ciencias Sociales</w:t>
       </w:r>
     </w:p>
-    <w:bookmarkStart w:id="43" w:name="portales-y-blogs-especializados"/>
+    <w:bookmarkStart w:id="45" w:name="portales-y-blogs-especializados"/>
     <w:p>
       <w:pPr>
         <w:pStyle w:val="Heading2"/>
@@ -262,7 +262,7 @@
         <w:t xml:space="preserve">1.1 Portales y Blogs Especializados</w:t>
       </w:r>
     </w:p>
-    <w:bookmarkStart w:id="33" w:name="portales-académicos-personales"/>
+    <w:bookmarkStart w:id="35" w:name="portales-académicos-personales"/>
     <w:p>
       <w:pPr>
         <w:pStyle w:val="Heading3"/>
@@ -279,7 +279,7 @@
           <w:numId w:val="1001"/>
         </w:numPr>
       </w:pPr>
-      <w:hyperlink r:id="rId27">
+      <w:hyperlink r:id="rId29">
         <w:r>
           <w:rPr>
             <w:rStyle w:val="Hyperlink"/>
@@ -304,7 +304,7 @@
           <w:numId w:val="1001"/>
         </w:numPr>
       </w:pPr>
-      <w:hyperlink r:id="rId28">
+      <w:hyperlink r:id="rId30">
         <w:r>
           <w:rPr>
             <w:rStyle w:val="Hyperlink"/>
@@ -329,7 +329,7 @@
           <w:numId w:val="1001"/>
         </w:numPr>
       </w:pPr>
-      <w:hyperlink r:id="rId29">
+      <w:hyperlink r:id="rId31">
         <w:r>
           <w:rPr>
             <w:rStyle w:val="Hyperlink"/>
@@ -354,7 +354,7 @@
           <w:numId w:val="1001"/>
         </w:numPr>
       </w:pPr>
-      <w:hyperlink r:id="rId30">
+      <w:hyperlink r:id="rId32">
         <w:r>
           <w:rPr>
             <w:rStyle w:val="Hyperlink"/>
@@ -379,7 +379,7 @@
           <w:numId w:val="1001"/>
         </w:numPr>
       </w:pPr>
-      <w:hyperlink r:id="rId31">
+      <w:hyperlink r:id="rId33">
         <w:r>
           <w:rPr>
             <w:rStyle w:val="Hyperlink"/>
@@ -404,7 +404,7 @@
           <w:numId w:val="1001"/>
         </w:numPr>
       </w:pPr>
-      <w:hyperlink r:id="rId32">
+      <w:hyperlink r:id="rId34">
         <w:r>
           <w:rPr>
             <w:rStyle w:val="Hyperlink"/>
@@ -421,8 +421,8 @@
         <w:t xml:space="preserve">- Recursos de enseñanza en economía</w:t>
       </w:r>
     </w:p>
-    <w:bookmarkEnd w:id="33"/>
-    <w:bookmarkStart w:id="37" w:name="blogs-y-publicaciones-especializadas"/>
+    <w:bookmarkEnd w:id="35"/>
+    <w:bookmarkStart w:id="39" w:name="blogs-y-publicaciones-especializadas"/>
     <w:p>
       <w:pPr>
         <w:pStyle w:val="Heading3"/>
@@ -439,7 +439,7 @@
           <w:numId w:val="1002"/>
         </w:numPr>
       </w:pPr>
-      <w:hyperlink r:id="rId34">
+      <w:hyperlink r:id="rId36">
         <w:r>
           <w:rPr>
             <w:rStyle w:val="Hyperlink"/>
@@ -464,7 +464,7 @@
           <w:numId w:val="1002"/>
         </w:numPr>
       </w:pPr>
-      <w:hyperlink r:id="rId35">
+      <w:hyperlink r:id="rId37">
         <w:r>
           <w:rPr>
             <w:rStyle w:val="Hyperlink"/>
@@ -489,7 +489,7 @@
           <w:numId w:val="1002"/>
         </w:numPr>
       </w:pPr>
-      <w:hyperlink r:id="rId36">
+      <w:hyperlink r:id="rId38">
         <w:r>
           <w:rPr>
             <w:rStyle w:val="Hyperlink"/>
@@ -506,8 +506,8 @@
         <w:t xml:space="preserve">- Agregador de blogs de economistas</w:t>
       </w:r>
     </w:p>
-    <w:bookmarkEnd w:id="37"/>
-    <w:bookmarkStart w:id="42" w:name="instituciones-y-departamentos"/>
+    <w:bookmarkEnd w:id="39"/>
+    <w:bookmarkStart w:id="44" w:name="instituciones-y-departamentos"/>
     <w:p>
       <w:pPr>
         <w:pStyle w:val="Heading3"/>
@@ -524,7 +524,7 @@
           <w:numId w:val="1003"/>
         </w:numPr>
       </w:pPr>
-      <w:hyperlink r:id="rId38">
+      <w:hyperlink r:id="rId40">
         <w:r>
           <w:rPr>
             <w:rStyle w:val="Hyperlink"/>
@@ -549,7 +549,7 @@
           <w:numId w:val="1003"/>
         </w:numPr>
       </w:pPr>
-      <w:hyperlink r:id="rId39">
+      <w:hyperlink r:id="rId41">
         <w:r>
           <w:rPr>
             <w:rStyle w:val="Hyperlink"/>
@@ -574,7 +574,7 @@
           <w:numId w:val="1003"/>
         </w:numPr>
       </w:pPr>
-      <w:hyperlink r:id="rId40">
+      <w:hyperlink r:id="rId42">
         <w:r>
           <w:rPr>
             <w:rStyle w:val="Hyperlink"/>
@@ -599,7 +599,7 @@
           <w:numId w:val="1003"/>
         </w:numPr>
       </w:pPr>
-      <w:hyperlink r:id="rId41">
+      <w:hyperlink r:id="rId43">
         <w:r>
           <w:rPr>
             <w:rStyle w:val="Hyperlink"/>
@@ -616,9 +616,9 @@
         <w:t xml:space="preserve">- Competencia y propiedad intelectual</w:t>
       </w:r>
     </w:p>
-    <w:bookmarkEnd w:id="42"/>
-    <w:bookmarkEnd w:id="43"/>
-    <w:bookmarkStart w:id="54" w:name="cursos-y-materiales-educativos"/>
+    <w:bookmarkEnd w:id="44"/>
+    <w:bookmarkEnd w:id="45"/>
+    <w:bookmarkStart w:id="56" w:name="cursos-y-materiales-educativos"/>
     <w:p>
       <w:pPr>
         <w:pStyle w:val="Heading2"/>
@@ -627,7 +627,7 @@
         <w:t xml:space="preserve">1.2 Cursos y Materiales Educativos</w:t>
       </w:r>
     </w:p>
-    <w:bookmarkStart w:id="48" w:name="plataformas-de-aprendizaje"/>
+    <w:bookmarkStart w:id="50" w:name="plataformas-de-aprendizaje"/>
     <w:p>
       <w:pPr>
         <w:pStyle w:val="Heading3"/>
@@ -644,7 +644,7 @@
           <w:numId w:val="1004"/>
         </w:numPr>
       </w:pPr>
-      <w:hyperlink r:id="rId44">
+      <w:hyperlink r:id="rId46">
         <w:r>
           <w:rPr>
             <w:rStyle w:val="Hyperlink"/>
@@ -669,7 +669,7 @@
           <w:numId w:val="1004"/>
         </w:numPr>
       </w:pPr>
-      <w:hyperlink r:id="rId45">
+      <w:hyperlink r:id="rId47">
         <w:r>
           <w:rPr>
             <w:rStyle w:val="Hyperlink"/>
@@ -694,7 +694,7 @@
           <w:numId w:val="1004"/>
         </w:numPr>
       </w:pPr>
-      <w:hyperlink r:id="rId46">
+      <w:hyperlink r:id="rId48">
         <w:r>
           <w:rPr>
             <w:rStyle w:val="Hyperlink"/>
@@ -719,7 +719,7 @@
           <w:numId w:val="1004"/>
         </w:numPr>
       </w:pPr>
-      <w:hyperlink r:id="rId47">
+      <w:hyperlink r:id="rId49">
         <w:r>
           <w:rPr>
             <w:rStyle w:val="Hyperlink"/>
@@ -736,8 +736,8 @@
         <w:t xml:space="preserve">- Cursos de grado</w:t>
       </w:r>
     </w:p>
-    <w:bookmarkEnd w:id="48"/>
-    <w:bookmarkStart w:id="53" w:name="recursos-didácticos"/>
+    <w:bookmarkEnd w:id="50"/>
+    <w:bookmarkStart w:id="55" w:name="recursos-didácticos"/>
     <w:p>
       <w:pPr>
         <w:pStyle w:val="Heading3"/>
@@ -754,7 +754,7 @@
           <w:numId w:val="1005"/>
         </w:numPr>
       </w:pPr>
-      <w:hyperlink r:id="rId49">
+      <w:hyperlink r:id="rId51">
         <w:r>
           <w:rPr>
             <w:rStyle w:val="Hyperlink"/>
@@ -779,7 +779,7 @@
           <w:numId w:val="1005"/>
         </w:numPr>
       </w:pPr>
-      <w:hyperlink r:id="rId50">
+      <w:hyperlink r:id="rId52">
         <w:r>
           <w:rPr>
             <w:rStyle w:val="Hyperlink"/>
@@ -804,7 +804,7 @@
           <w:numId w:val="1005"/>
         </w:numPr>
       </w:pPr>
-      <w:hyperlink r:id="rId51">
+      <w:hyperlink r:id="rId53">
         <w:r>
           <w:rPr>
             <w:rStyle w:val="Hyperlink"/>
@@ -829,7 +829,7 @@
           <w:numId w:val="1005"/>
         </w:numPr>
       </w:pPr>
-      <w:hyperlink r:id="rId52">
+      <w:hyperlink r:id="rId54">
         <w:r>
           <w:rPr>
             <w:rStyle w:val="Hyperlink"/>
@@ -846,9 +846,9 @@
         <w:t xml:space="preserve">- Plataforma virtual</w:t>
       </w:r>
     </w:p>
-    <w:bookmarkEnd w:id="53"/>
-    <w:bookmarkEnd w:id="54"/>
-    <w:bookmarkStart w:id="72" w:name="X1631883f667099f02547899c98ab4096552104e"/>
+    <w:bookmarkEnd w:id="55"/>
+    <w:bookmarkEnd w:id="56"/>
+    <w:bookmarkStart w:id="74" w:name="X1631883f667099f02547899c98ab4096552104e"/>
     <w:p>
       <w:pPr>
         <w:pStyle w:val="Heading2"/>
@@ -857,7 +857,7 @@
         <w:t xml:space="preserve">1.3 Repositorios y Bases de Datos Especializadas</w:t>
       </w:r>
     </w:p>
-    <w:bookmarkStart w:id="67" w:name="red-repec-research-papers-in-economics"/>
+    <w:bookmarkStart w:id="69" w:name="red-repec-research-papers-in-economics"/>
     <w:p>
       <w:pPr>
         <w:pStyle w:val="Heading3"/>
@@ -874,7 +874,7 @@
           <w:numId w:val="1006"/>
         </w:numPr>
       </w:pPr>
-      <w:hyperlink r:id="rId55">
+      <w:hyperlink r:id="rId57">
         <w:r>
           <w:rPr>
             <w:rStyle w:val="Hyperlink"/>
@@ -899,7 +899,7 @@
           <w:numId w:val="1006"/>
         </w:numPr>
       </w:pPr>
-      <w:hyperlink r:id="rId56">
+      <w:hyperlink r:id="rId58">
         <w:r>
           <w:rPr>
             <w:rStyle w:val="Hyperlink"/>
@@ -924,7 +924,7 @@
           <w:numId w:val="1006"/>
         </w:numPr>
       </w:pPr>
-      <w:hyperlink r:id="rId57">
+      <w:hyperlink r:id="rId59">
         <w:r>
           <w:rPr>
             <w:rStyle w:val="Hyperlink"/>
@@ -949,7 +949,7 @@
           <w:numId w:val="1006"/>
         </w:numPr>
       </w:pPr>
-      <w:hyperlink r:id="rId58">
+      <w:hyperlink r:id="rId60">
         <w:r>
           <w:rPr>
             <w:rStyle w:val="Hyperlink"/>
@@ -974,7 +974,7 @@
           <w:numId w:val="1006"/>
         </w:numPr>
       </w:pPr>
-      <w:hyperlink r:id="rId59">
+      <w:hyperlink r:id="rId61">
         <w:r>
           <w:rPr>
             <w:rStyle w:val="Hyperlink"/>
@@ -999,7 +999,7 @@
           <w:numId w:val="1006"/>
         </w:numPr>
       </w:pPr>
-      <w:hyperlink r:id="rId60">
+      <w:hyperlink r:id="rId62">
         <w:r>
           <w:rPr>
             <w:rStyle w:val="Hyperlink"/>
@@ -1024,7 +1024,7 @@
           <w:numId w:val="1006"/>
         </w:numPr>
       </w:pPr>
-      <w:hyperlink r:id="rId61">
+      <w:hyperlink r:id="rId63">
         <w:r>
           <w:rPr>
             <w:rStyle w:val="Hyperlink"/>
@@ -1049,7 +1049,7 @@
           <w:numId w:val="1006"/>
         </w:numPr>
       </w:pPr>
-      <w:hyperlink r:id="rId62">
+      <w:hyperlink r:id="rId64">
         <w:r>
           <w:rPr>
             <w:rStyle w:val="Hyperlink"/>
@@ -1074,7 +1074,7 @@
           <w:numId w:val="1006"/>
         </w:numPr>
       </w:pPr>
-      <w:hyperlink r:id="rId63">
+      <w:hyperlink r:id="rId65">
         <w:r>
           <w:rPr>
             <w:rStyle w:val="Hyperlink"/>
@@ -1099,7 +1099,7 @@
           <w:numId w:val="1006"/>
         </w:numPr>
       </w:pPr>
-      <w:hyperlink r:id="rId64">
+      <w:hyperlink r:id="rId66">
         <w:r>
           <w:rPr>
             <w:rStyle w:val="Hyperlink"/>
@@ -1124,7 +1124,7 @@
           <w:numId w:val="1006"/>
         </w:numPr>
       </w:pPr>
-      <w:hyperlink r:id="rId65">
+      <w:hyperlink r:id="rId67">
         <w:r>
           <w:rPr>
             <w:rStyle w:val="Hyperlink"/>
@@ -1149,7 +1149,7 @@
           <w:numId w:val="1006"/>
         </w:numPr>
       </w:pPr>
-      <w:hyperlink r:id="rId66">
+      <w:hyperlink r:id="rId68">
         <w:r>
           <w:rPr>
             <w:rStyle w:val="Hyperlink"/>
@@ -1166,8 +1166,8 @@
         <w:t xml:space="preserve">- Detección de plagio</w:t>
       </w:r>
     </w:p>
-    <w:bookmarkEnd w:id="67"/>
-    <w:bookmarkStart w:id="71" w:name="otras-bases-de-datos-en-economía"/>
+    <w:bookmarkEnd w:id="69"/>
+    <w:bookmarkStart w:id="73" w:name="otras-bases-de-datos-en-economía"/>
     <w:p>
       <w:pPr>
         <w:pStyle w:val="Heading3"/>
@@ -1184,7 +1184,7 @@
           <w:numId w:val="1007"/>
         </w:numPr>
       </w:pPr>
-      <w:hyperlink r:id="rId68">
+      <w:hyperlink r:id="rId70">
         <w:r>
           <w:rPr>
             <w:rStyle w:val="Hyperlink"/>
@@ -1209,7 +1209,7 @@
           <w:numId w:val="1007"/>
         </w:numPr>
       </w:pPr>
-      <w:hyperlink r:id="rId69">
+      <w:hyperlink r:id="rId71">
         <w:r>
           <w:rPr>
             <w:rStyle w:val="Hyperlink"/>
@@ -1234,7 +1234,7 @@
           <w:numId w:val="1007"/>
         </w:numPr>
       </w:pPr>
-      <w:hyperlink r:id="rId70">
+      <w:hyperlink r:id="rId72">
         <w:r>
           <w:rPr>
             <w:rStyle w:val="Hyperlink"/>
@@ -1251,9 +1251,9 @@
         <w:t xml:space="preserve">- Social Science Research Network</w:t>
       </w:r>
     </w:p>
-    <w:bookmarkEnd w:id="71"/>
-    <w:bookmarkEnd w:id="72"/>
-    <w:bookmarkStart w:id="76" w:name="revistas-especializadas"/>
+    <w:bookmarkEnd w:id="73"/>
+    <w:bookmarkEnd w:id="74"/>
+    <w:bookmarkStart w:id="78" w:name="revistas-especializadas"/>
     <w:p>
       <w:pPr>
         <w:pStyle w:val="Heading2"/>
@@ -1270,7 +1270,7 @@
           <w:numId w:val="1008"/>
         </w:numPr>
       </w:pPr>
-      <w:hyperlink r:id="rId73">
+      <w:hyperlink r:id="rId75">
         <w:r>
           <w:rPr>
             <w:rStyle w:val="Hyperlink"/>
@@ -1295,7 +1295,7 @@
           <w:numId w:val="1008"/>
         </w:numPr>
       </w:pPr>
-      <w:hyperlink r:id="rId74">
+      <w:hyperlink r:id="rId76">
         <w:r>
           <w:rPr>
             <w:rStyle w:val="Hyperlink"/>
@@ -1320,7 +1320,7 @@
           <w:numId w:val="1008"/>
         </w:numPr>
       </w:pPr>
-      <w:hyperlink r:id="rId75">
+      <w:hyperlink r:id="rId77">
         <w:r>
           <w:rPr>
             <w:rStyle w:val="Hyperlink"/>
@@ -1337,9 +1337,9 @@
         <w:t xml:space="preserve">- Sociedad de econometría</w:t>
       </w:r>
     </w:p>
-    <w:bookmarkEnd w:id="76"/>
-    <w:bookmarkEnd w:id="77"/>
-    <w:bookmarkStart w:id="117" w:name="bases-de-datos-bibliográficas"/>
+    <w:bookmarkEnd w:id="78"/>
+    <w:bookmarkEnd w:id="79"/>
+    <w:bookmarkStart w:id="119" w:name="bases-de-datos-bibliográficas"/>
     <w:p>
       <w:pPr>
         <w:pStyle w:val="Heading1"/>
@@ -1348,7 +1348,7 @@
         <w:t xml:space="preserve">2. Bases de Datos Bibliográficas</w:t>
       </w:r>
     </w:p>
-    <w:bookmarkStart w:id="97" w:name="bases-de-datos-multidisciplinarias"/>
+    <w:bookmarkStart w:id="99" w:name="bases-de-datos-multidisciplinarias"/>
     <w:p>
       <w:pPr>
         <w:pStyle w:val="Heading2"/>
@@ -1357,7 +1357,7 @@
         <w:t xml:space="preserve">2.1 Bases de Datos Multidisciplinarias</w:t>
       </w:r>
     </w:p>
-    <w:bookmarkStart w:id="85" w:name="acceso-abierto"/>
+    <w:bookmarkStart w:id="87" w:name="acceso-abierto"/>
     <w:p>
       <w:pPr>
         <w:pStyle w:val="Heading3"/>
@@ -1374,7 +1374,7 @@
           <w:numId w:val="1009"/>
         </w:numPr>
       </w:pPr>
-      <w:hyperlink r:id="rId78">
+      <w:hyperlink r:id="rId80">
         <w:r>
           <w:rPr>
             <w:rStyle w:val="Hyperlink"/>
@@ -1399,7 +1399,7 @@
           <w:numId w:val="1009"/>
         </w:numPr>
       </w:pPr>
-      <w:hyperlink r:id="rId79">
+      <w:hyperlink r:id="rId81">
         <w:r>
           <w:rPr>
             <w:rStyle w:val="Hyperlink"/>
@@ -1424,7 +1424,7 @@
           <w:numId w:val="1009"/>
         </w:numPr>
       </w:pPr>
-      <w:hyperlink r:id="rId80">
+      <w:hyperlink r:id="rId82">
         <w:r>
           <w:rPr>
             <w:rStyle w:val="Hyperlink"/>
@@ -1449,7 +1449,7 @@
           <w:numId w:val="1009"/>
         </w:numPr>
       </w:pPr>
-      <w:hyperlink r:id="rId81">
+      <w:hyperlink r:id="rId83">
         <w:r>
           <w:rPr>
             <w:rStyle w:val="Hyperlink"/>
@@ -1474,7 +1474,7 @@
           <w:numId w:val="1009"/>
         </w:numPr>
       </w:pPr>
-      <w:hyperlink r:id="rId82">
+      <w:hyperlink r:id="rId84">
         <w:r>
           <w:rPr>
             <w:rStyle w:val="Hyperlink"/>
@@ -1499,7 +1499,7 @@
           <w:numId w:val="1009"/>
         </w:numPr>
       </w:pPr>
-      <w:hyperlink r:id="rId83">
+      <w:hyperlink r:id="rId85">
         <w:r>
           <w:rPr>
             <w:rStyle w:val="Hyperlink"/>
@@ -1524,7 +1524,7 @@
           <w:numId w:val="1009"/>
         </w:numPr>
       </w:pPr>
-      <w:hyperlink r:id="rId84">
+      <w:hyperlink r:id="rId86">
         <w:r>
           <w:rPr>
             <w:rStyle w:val="Hyperlink"/>
@@ -1541,8 +1541,8 @@
         <w:t xml:space="preserve">- Repositorio de datos</w:t>
       </w:r>
     </w:p>
-    <w:bookmarkEnd w:id="85"/>
-    <w:bookmarkStart w:id="91" w:name="bases-de-datos-regionales"/>
+    <w:bookmarkEnd w:id="87"/>
+    <w:bookmarkStart w:id="93" w:name="bases-de-datos-regionales"/>
     <w:p>
       <w:pPr>
         <w:pStyle w:val="Heading3"/>
@@ -1559,7 +1559,7 @@
           <w:numId w:val="1010"/>
         </w:numPr>
       </w:pPr>
-      <w:hyperlink r:id="rId86">
+      <w:hyperlink r:id="rId88">
         <w:r>
           <w:rPr>
             <w:rStyle w:val="Hyperlink"/>
@@ -1584,7 +1584,7 @@
           <w:numId w:val="1010"/>
         </w:numPr>
       </w:pPr>
-      <w:hyperlink r:id="rId87">
+      <w:hyperlink r:id="rId89">
         <w:r>
           <w:rPr>
             <w:rStyle w:val="Hyperlink"/>
@@ -1609,7 +1609,7 @@
           <w:numId w:val="1010"/>
         </w:numPr>
       </w:pPr>
-      <w:hyperlink r:id="rId88">
+      <w:hyperlink r:id="rId90">
         <w:r>
           <w:rPr>
             <w:rStyle w:val="Hyperlink"/>
@@ -1634,7 +1634,7 @@
           <w:numId w:val="1010"/>
         </w:numPr>
       </w:pPr>
-      <w:hyperlink r:id="rId89">
+      <w:hyperlink r:id="rId91">
         <w:r>
           <w:rPr>
             <w:rStyle w:val="Hyperlink"/>
@@ -1659,7 +1659,7 @@
           <w:numId w:val="1010"/>
         </w:numPr>
       </w:pPr>
-      <w:hyperlink r:id="rId90">
+      <w:hyperlink r:id="rId92">
         <w:r>
           <w:rPr>
             <w:rStyle w:val="Hyperlink"/>
@@ -1676,8 +1676,8 @@
         <w:t xml:space="preserve">- Portal bibliográfico hispano</w:t>
       </w:r>
     </w:p>
-    <w:bookmarkEnd w:id="91"/>
-    <w:bookmarkStart w:id="96" w:name="bases-de-datos-especializadas"/>
+    <w:bookmarkEnd w:id="93"/>
+    <w:bookmarkStart w:id="98" w:name="bases-de-datos-especializadas"/>
     <w:p>
       <w:pPr>
         <w:pStyle w:val="Heading3"/>
@@ -1694,7 +1694,7 @@
           <w:numId w:val="1011"/>
         </w:numPr>
       </w:pPr>
-      <w:hyperlink r:id="rId92">
+      <w:hyperlink r:id="rId94">
         <w:r>
           <w:rPr>
             <w:rStyle w:val="Hyperlink"/>
@@ -1719,7 +1719,7 @@
           <w:numId w:val="1011"/>
         </w:numPr>
       </w:pPr>
-      <w:hyperlink r:id="rId93">
+      <w:hyperlink r:id="rId95">
         <w:r>
           <w:rPr>
             <w:rStyle w:val="Hyperlink"/>
@@ -1744,7 +1744,7 @@
           <w:numId w:val="1011"/>
         </w:numPr>
       </w:pPr>
-      <w:hyperlink r:id="rId94">
+      <w:hyperlink r:id="rId96">
         <w:r>
           <w:rPr>
             <w:rStyle w:val="Hyperlink"/>
@@ -1769,7 +1769,7 @@
           <w:numId w:val="1011"/>
         </w:numPr>
       </w:pPr>
-      <w:hyperlink r:id="rId95">
+      <w:hyperlink r:id="rId97">
         <w:r>
           <w:rPr>
             <w:rStyle w:val="Hyperlink"/>
@@ -1786,9 +1786,9 @@
         <w:t xml:space="preserve">- Artículos científicos en ruso e inglés</w:t>
       </w:r>
     </w:p>
-    <w:bookmarkEnd w:id="96"/>
-    <w:bookmarkEnd w:id="97"/>
-    <w:bookmarkStart w:id="104" w:name="buscadores-académicos"/>
+    <w:bookmarkEnd w:id="98"/>
+    <w:bookmarkEnd w:id="99"/>
+    <w:bookmarkStart w:id="106" w:name="buscadores-académicos"/>
     <w:p>
       <w:pPr>
         <w:pStyle w:val="Heading2"/>
@@ -1805,7 +1805,7 @@
           <w:numId w:val="1012"/>
         </w:numPr>
       </w:pPr>
-      <w:hyperlink r:id="rId98">
+      <w:hyperlink r:id="rId100">
         <w:r>
           <w:rPr>
             <w:rStyle w:val="Hyperlink"/>
@@ -1830,7 +1830,7 @@
           <w:numId w:val="1012"/>
         </w:numPr>
       </w:pPr>
-      <w:hyperlink r:id="rId99">
+      <w:hyperlink r:id="rId101">
         <w:r>
           <w:rPr>
             <w:rStyle w:val="Hyperlink"/>
@@ -1855,7 +1855,7 @@
           <w:numId w:val="1012"/>
         </w:numPr>
       </w:pPr>
-      <w:hyperlink r:id="rId100">
+      <w:hyperlink r:id="rId102">
         <w:r>
           <w:rPr>
             <w:rStyle w:val="Hyperlink"/>
@@ -1880,7 +1880,7 @@
           <w:numId w:val="1012"/>
         </w:numPr>
       </w:pPr>
-      <w:hyperlink r:id="rId101">
+      <w:hyperlink r:id="rId103">
         <w:r>
           <w:rPr>
             <w:rStyle w:val="Hyperlink"/>
@@ -1905,7 +1905,7 @@
           <w:numId w:val="1012"/>
         </w:numPr>
       </w:pPr>
-      <w:hyperlink r:id="rId102">
+      <w:hyperlink r:id="rId104">
         <w:r>
           <w:rPr>
             <w:rStyle w:val="Hyperlink"/>
@@ -1930,7 +1930,7 @@
           <w:numId w:val="1012"/>
         </w:numPr>
       </w:pPr>
-      <w:hyperlink r:id="rId103">
+      <w:hyperlink r:id="rId105">
         <w:r>
           <w:rPr>
             <w:rStyle w:val="Hyperlink"/>
@@ -1947,8 +1947,8 @@
         <w:t xml:space="preserve">- Búsqueda de conjuntos de datos</w:t>
       </w:r>
     </w:p>
-    <w:bookmarkEnd w:id="104"/>
-    <w:bookmarkStart w:id="108" w:name="bibliotecas-digitales"/>
+    <w:bookmarkEnd w:id="106"/>
+    <w:bookmarkStart w:id="110" w:name="bibliotecas-digitales"/>
     <w:p>
       <w:pPr>
         <w:pStyle w:val="Heading2"/>
@@ -1965,7 +1965,7 @@
           <w:numId w:val="1013"/>
         </w:numPr>
       </w:pPr>
-      <w:hyperlink r:id="rId105">
+      <w:hyperlink r:id="rId107">
         <w:r>
           <w:rPr>
             <w:rStyle w:val="Hyperlink"/>
@@ -1990,7 +1990,7 @@
           <w:numId w:val="1013"/>
         </w:numPr>
       </w:pPr>
-      <w:hyperlink r:id="rId106">
+      <w:hyperlink r:id="rId108">
         <w:r>
           <w:rPr>
             <w:rStyle w:val="Hyperlink"/>
@@ -2015,7 +2015,7 @@
           <w:numId w:val="1013"/>
         </w:numPr>
       </w:pPr>
-      <w:hyperlink r:id="rId107">
+      <w:hyperlink r:id="rId109">
         <w:r>
           <w:rPr>
             <w:rStyle w:val="Hyperlink"/>
@@ -2032,8 +2032,8 @@
         <w:t xml:space="preserve">- Ciencia abierta en España</w:t>
       </w:r>
     </w:p>
-    <w:bookmarkEnd w:id="108"/>
-    <w:bookmarkStart w:id="116" w:name="plataformas-comerciales"/>
+    <w:bookmarkEnd w:id="110"/>
+    <w:bookmarkStart w:id="118" w:name="plataformas-comerciales"/>
     <w:p>
       <w:pPr>
         <w:pStyle w:val="Heading2"/>
@@ -2050,7 +2050,7 @@
           <w:numId w:val="1014"/>
         </w:numPr>
       </w:pPr>
-      <w:hyperlink r:id="rId109">
+      <w:hyperlink r:id="rId111">
         <w:r>
           <w:rPr>
             <w:rStyle w:val="Hyperlink"/>
@@ -2075,7 +2075,7 @@
           <w:numId w:val="1014"/>
         </w:numPr>
       </w:pPr>
-      <w:hyperlink r:id="rId110">
+      <w:hyperlink r:id="rId112">
         <w:r>
           <w:rPr>
             <w:rStyle w:val="Hyperlink"/>
@@ -2100,7 +2100,7 @@
           <w:numId w:val="1014"/>
         </w:numPr>
       </w:pPr>
-      <w:hyperlink r:id="rId111">
+      <w:hyperlink r:id="rId113">
         <w:r>
           <w:rPr>
             <w:rStyle w:val="Hyperlink"/>
@@ -2125,7 +2125,7 @@
           <w:numId w:val="1014"/>
         </w:numPr>
       </w:pPr>
-      <w:hyperlink r:id="rId112">
+      <w:hyperlink r:id="rId114">
         <w:r>
           <w:rPr>
             <w:rStyle w:val="Hyperlink"/>
@@ -2150,7 +2150,7 @@
           <w:numId w:val="1014"/>
         </w:numPr>
       </w:pPr>
-      <w:hyperlink r:id="rId113">
+      <w:hyperlink r:id="rId115">
         <w:r>
           <w:rPr>
             <w:rStyle w:val="Hyperlink"/>
@@ -2175,7 +2175,7 @@
           <w:numId w:val="1014"/>
         </w:numPr>
       </w:pPr>
-      <w:hyperlink r:id="rId114">
+      <w:hyperlink r:id="rId116">
         <w:r>
           <w:rPr>
             <w:rStyle w:val="Hyperlink"/>
@@ -2200,7 +2200,7 @@
           <w:numId w:val="1014"/>
         </w:numPr>
       </w:pPr>
-      <w:hyperlink r:id="rId115">
+      <w:hyperlink r:id="rId117">
         <w:r>
           <w:rPr>
             <w:rStyle w:val="Hyperlink"/>
@@ -2217,9 +2217,9 @@
         <w:t xml:space="preserve">- Recursos educativos</w:t>
       </w:r>
     </w:p>
-    <w:bookmarkEnd w:id="116"/>
-    <w:bookmarkEnd w:id="117"/>
-    <w:bookmarkStart w:id="130" w:name="tesis-y-trabajos-de-investigación"/>
+    <w:bookmarkEnd w:id="118"/>
+    <w:bookmarkEnd w:id="119"/>
+    <w:bookmarkStart w:id="132" w:name="tesis-y-trabajos-de-investigación"/>
     <w:p>
       <w:pPr>
         <w:pStyle w:val="Heading1"/>
@@ -2228,7 +2228,7 @@
         <w:t xml:space="preserve">3. Tesis y Trabajos de Investigación</w:t>
       </w:r>
     </w:p>
-    <w:bookmarkStart w:id="127" w:name="repositorios-de-tesis"/>
+    <w:bookmarkStart w:id="129" w:name="repositorios-de-tesis"/>
     <w:p>
       <w:pPr>
         <w:pStyle w:val="Heading2"/>
@@ -2237,7 +2237,7 @@
         <w:t xml:space="preserve">3.1 Repositorios de Tesis</w:t>
       </w:r>
     </w:p>
-    <w:bookmarkStart w:id="122" w:name="internacional"/>
+    <w:bookmarkStart w:id="124" w:name="internacional"/>
     <w:p>
       <w:pPr>
         <w:pStyle w:val="Heading3"/>
@@ -2254,7 +2254,7 @@
           <w:numId w:val="1015"/>
         </w:numPr>
       </w:pPr>
-      <w:hyperlink r:id="rId118">
+      <w:hyperlink r:id="rId120">
         <w:r>
           <w:rPr>
             <w:rStyle w:val="Hyperlink"/>
@@ -2279,7 +2279,7 @@
           <w:numId w:val="1015"/>
         </w:numPr>
       </w:pPr>
-      <w:hyperlink r:id="rId119">
+      <w:hyperlink r:id="rId121">
         <w:r>
           <w:rPr>
             <w:rStyle w:val="Hyperlink"/>
@@ -2304,7 +2304,7 @@
           <w:numId w:val="1015"/>
         </w:numPr>
       </w:pPr>
-      <w:hyperlink r:id="rId120">
+      <w:hyperlink r:id="rId122">
         <w:r>
           <w:rPr>
             <w:rStyle w:val="Hyperlink"/>
@@ -2329,7 +2329,7 @@
           <w:numId w:val="1015"/>
         </w:numPr>
       </w:pPr>
-      <w:hyperlink r:id="rId121">
+      <w:hyperlink r:id="rId123">
         <w:r>
           <w:rPr>
             <w:rStyle w:val="Hyperlink"/>
@@ -2346,8 +2346,8 @@
         <w:t xml:space="preserve">- Tesis doctorales españolas</w:t>
       </w:r>
     </w:p>
-    <w:bookmarkEnd w:id="122"/>
-    <w:bookmarkStart w:id="126" w:name="latinoamérica-y-perú"/>
+    <w:bookmarkEnd w:id="124"/>
+    <w:bookmarkStart w:id="128" w:name="latinoamérica-y-perú"/>
     <w:p>
       <w:pPr>
         <w:pStyle w:val="Heading3"/>
@@ -2364,7 +2364,7 @@
           <w:numId w:val="1016"/>
         </w:numPr>
       </w:pPr>
-      <w:hyperlink r:id="rId123">
+      <w:hyperlink r:id="rId125">
         <w:r>
           <w:rPr>
             <w:rStyle w:val="Hyperlink"/>
@@ -2389,7 +2389,7 @@
           <w:numId w:val="1016"/>
         </w:numPr>
       </w:pPr>
-      <w:hyperlink r:id="rId124">
+      <w:hyperlink r:id="rId126">
         <w:r>
           <w:rPr>
             <w:rStyle w:val="Hyperlink"/>
@@ -2414,7 +2414,7 @@
           <w:numId w:val="1016"/>
         </w:numPr>
       </w:pPr>
-      <w:hyperlink r:id="rId125">
+      <w:hyperlink r:id="rId127">
         <w:r>
           <w:rPr>
             <w:rStyle w:val="Hyperlink"/>
@@ -2431,9 +2431,9 @@
         <w:t xml:space="preserve">- Repositorio nacional del Perú</w:t>
       </w:r>
     </w:p>
-    <w:bookmarkEnd w:id="126"/>
-    <w:bookmarkEnd w:id="127"/>
-    <w:bookmarkStart w:id="129" w:name="X02b895b9f1272b76762355999da96adfe124e97"/>
+    <w:bookmarkEnd w:id="128"/>
+    <w:bookmarkEnd w:id="129"/>
+    <w:bookmarkStart w:id="131" w:name="X02b895b9f1272b76762355999da96adfe124e97"/>
     <w:p>
       <w:pPr>
         <w:pStyle w:val="Heading2"/>
@@ -2450,7 +2450,7 @@
           <w:numId w:val="1017"/>
         </w:numPr>
       </w:pPr>
-      <w:hyperlink r:id="rId128">
+      <w:hyperlink r:id="rId130">
         <w:r>
           <w:rPr>
             <w:rStyle w:val="Hyperlink"/>
@@ -2467,9 +2467,9 @@
         <w:t xml:space="preserve">- Revista Electrónica de Investigación Educativa</w:t>
       </w:r>
     </w:p>
-    <w:bookmarkEnd w:id="129"/>
-    <w:bookmarkEnd w:id="130"/>
-    <w:bookmarkStart w:id="157" w:name="Xb23bd03ddfb50c5305b75d2c34ba6002ccee3a7"/>
+    <w:bookmarkEnd w:id="131"/>
+    <w:bookmarkEnd w:id="132"/>
+    <w:bookmarkStart w:id="159" w:name="Xb23bd03ddfb50c5305b75d2c34ba6002ccee3a7"/>
     <w:p>
       <w:pPr>
         <w:pStyle w:val="Heading1"/>
@@ -2478,7 +2478,7 @@
         <w:t xml:space="preserve">4. Gestión de Referencias y Herramientas de Escritura</w:t>
       </w:r>
     </w:p>
-    <w:bookmarkStart w:id="137" w:name="gestores-bibliográficos"/>
+    <w:bookmarkStart w:id="139" w:name="gestores-bibliográficos"/>
     <w:p>
       <w:pPr>
         <w:pStyle w:val="Heading2"/>
@@ -2487,7 +2487,7 @@
         <w:t xml:space="preserve">4.1 Gestores Bibliográficos</w:t>
       </w:r>
     </w:p>
-    <w:bookmarkStart w:id="133" w:name="software-de-escritorio"/>
+    <w:bookmarkStart w:id="135" w:name="software-de-escritorio"/>
     <w:p>
       <w:pPr>
         <w:pStyle w:val="Heading3"/>
@@ -2504,7 +2504,7 @@
           <w:numId w:val="1018"/>
         </w:numPr>
       </w:pPr>
-      <w:hyperlink r:id="rId131">
+      <w:hyperlink r:id="rId133">
         <w:r>
           <w:rPr>
             <w:rStyle w:val="Hyperlink"/>
@@ -2529,7 +2529,7 @@
           <w:numId w:val="1018"/>
         </w:numPr>
       </w:pPr>
-      <w:hyperlink r:id="rId132">
+      <w:hyperlink r:id="rId134">
         <w:r>
           <w:rPr>
             <w:rStyle w:val="Hyperlink"/>
@@ -2546,8 +2546,8 @@
         <w:t xml:space="preserve">- Especializado en BibTeX</w:t>
       </w:r>
     </w:p>
-    <w:bookmarkEnd w:id="133"/>
-    <w:bookmarkStart w:id="136" w:name="herramientas-en-línea"/>
+    <w:bookmarkEnd w:id="135"/>
+    <w:bookmarkStart w:id="138" w:name="herramientas-en-línea"/>
     <w:p>
       <w:pPr>
         <w:pStyle w:val="Heading3"/>
@@ -2564,7 +2564,7 @@
           <w:numId w:val="1019"/>
         </w:numPr>
       </w:pPr>
-      <w:hyperlink r:id="rId134">
+      <w:hyperlink r:id="rId136">
         <w:r>
           <w:rPr>
             <w:rStyle w:val="Hyperlink"/>
@@ -2589,7 +2589,7 @@
           <w:numId w:val="1019"/>
         </w:numPr>
       </w:pPr>
-      <w:hyperlink r:id="rId135">
+      <w:hyperlink r:id="rId137">
         <w:r>
           <w:rPr>
             <w:rStyle w:val="Hyperlink"/>
@@ -2606,9 +2606,9 @@
         <w:t xml:space="preserve">- Identificador de investigador</w:t>
       </w:r>
     </w:p>
-    <w:bookmarkEnd w:id="136"/>
-    <w:bookmarkEnd w:id="137"/>
-    <w:bookmarkStart w:id="149" w:name="herramientas-de-escritura"/>
+    <w:bookmarkEnd w:id="138"/>
+    <w:bookmarkEnd w:id="139"/>
+    <w:bookmarkStart w:id="151" w:name="herramientas-de-escritura"/>
     <w:p>
       <w:pPr>
         <w:pStyle w:val="Heading2"/>
@@ -2617,7 +2617,7 @@
         <w:t xml:space="preserve">4.2 Herramientas de Escritura</w:t>
       </w:r>
     </w:p>
-    <w:bookmarkStart w:id="141" w:name="corrección-y-estilo"/>
+    <w:bookmarkStart w:id="143" w:name="corrección-y-estilo"/>
     <w:p>
       <w:pPr>
         <w:pStyle w:val="Heading3"/>
@@ -2634,7 +2634,7 @@
           <w:numId w:val="1020"/>
         </w:numPr>
       </w:pPr>
-      <w:hyperlink r:id="rId138">
+      <w:hyperlink r:id="rId140">
         <w:r>
           <w:rPr>
             <w:rStyle w:val="Hyperlink"/>
@@ -2659,7 +2659,7 @@
           <w:numId w:val="1020"/>
         </w:numPr>
       </w:pPr>
-      <w:hyperlink r:id="rId139">
+      <w:hyperlink r:id="rId141">
         <w:r>
           <w:rPr>
             <w:rStyle w:val="Hyperlink"/>
@@ -2684,7 +2684,7 @@
           <w:numId w:val="1020"/>
         </w:numPr>
       </w:pPr>
-      <w:hyperlink r:id="rId140">
+      <w:hyperlink r:id="rId142">
         <w:r>
           <w:rPr>
             <w:rStyle w:val="Hyperlink"/>
@@ -2701,8 +2701,8 @@
         <w:t xml:space="preserve">- Asistente de escritura</w:t>
       </w:r>
     </w:p>
-    <w:bookmarkEnd w:id="141"/>
-    <w:bookmarkStart w:id="144" w:name="interacción-con-pdfs"/>
+    <w:bookmarkEnd w:id="143"/>
+    <w:bookmarkStart w:id="146" w:name="interacción-con-pdfs"/>
     <w:p>
       <w:pPr>
         <w:pStyle w:val="Heading3"/>
@@ -2719,7 +2719,7 @@
           <w:numId w:val="1021"/>
         </w:numPr>
       </w:pPr>
-      <w:hyperlink r:id="rId142">
+      <w:hyperlink r:id="rId144">
         <w:r>
           <w:rPr>
             <w:rStyle w:val="Hyperlink"/>
@@ -2744,7 +2744,7 @@
           <w:numId w:val="1021"/>
         </w:numPr>
       </w:pPr>
-      <w:hyperlink r:id="rId143">
+      <w:hyperlink r:id="rId145">
         <w:r>
           <w:rPr>
             <w:rStyle w:val="Hyperlink"/>
@@ -2761,8 +2761,8 @@
         <w:t xml:space="preserve">- Análisis de papers científicos</w:t>
       </w:r>
     </w:p>
-    <w:bookmarkEnd w:id="144"/>
-    <w:bookmarkStart w:id="148" w:name="búsqueda-inteligente"/>
+    <w:bookmarkEnd w:id="146"/>
+    <w:bookmarkStart w:id="150" w:name="búsqueda-inteligente"/>
     <w:p>
       <w:pPr>
         <w:pStyle w:val="Heading3"/>
@@ -2779,7 +2779,7 @@
           <w:numId w:val="1022"/>
         </w:numPr>
       </w:pPr>
-      <w:hyperlink r:id="rId145">
+      <w:hyperlink r:id="rId147">
         <w:r>
           <w:rPr>
             <w:rStyle w:val="Hyperlink"/>
@@ -2804,7 +2804,7 @@
           <w:numId w:val="1022"/>
         </w:numPr>
       </w:pPr>
-      <w:hyperlink r:id="rId146">
+      <w:hyperlink r:id="rId148">
         <w:r>
           <w:rPr>
             <w:rStyle w:val="Hyperlink"/>
@@ -2829,7 +2829,7 @@
           <w:numId w:val="1022"/>
         </w:numPr>
       </w:pPr>
-      <w:hyperlink r:id="rId147">
+      <w:hyperlink r:id="rId149">
         <w:r>
           <w:rPr>
             <w:rStyle w:val="Hyperlink"/>
@@ -2846,9 +2846,9 @@
         <w:t xml:space="preserve">- Resúmenes automatizados</w:t>
       </w:r>
     </w:p>
-    <w:bookmarkEnd w:id="148"/>
-    <w:bookmarkEnd w:id="149"/>
-    <w:bookmarkStart w:id="152" w:name="normas-y-estándares"/>
+    <w:bookmarkEnd w:id="150"/>
+    <w:bookmarkEnd w:id="151"/>
+    <w:bookmarkStart w:id="154" w:name="normas-y-estándares"/>
     <w:p>
       <w:pPr>
         <w:pStyle w:val="Heading2"/>
@@ -2865,7 +2865,7 @@
           <w:numId w:val="1023"/>
         </w:numPr>
       </w:pPr>
-      <w:hyperlink r:id="rId150">
+      <w:hyperlink r:id="rId152">
         <w:r>
           <w:rPr>
             <w:rStyle w:val="Hyperlink"/>
@@ -2890,7 +2890,7 @@
           <w:numId w:val="1023"/>
         </w:numPr>
       </w:pPr>
-      <w:hyperlink r:id="rId151">
+      <w:hyperlink r:id="rId153">
         <w:r>
           <w:rPr>
             <w:rStyle w:val="Hyperlink"/>
@@ -2907,8 +2907,8 @@
         <w:t xml:space="preserve">- Curso en línea</w:t>
       </w:r>
     </w:p>
-    <w:bookmarkEnd w:id="152"/>
-    <w:bookmarkStart w:id="154" w:name="acceso-a-contenido"/>
+    <w:bookmarkEnd w:id="154"/>
+    <w:bookmarkStart w:id="156" w:name="acceso-a-contenido"/>
     <w:p>
       <w:pPr>
         <w:pStyle w:val="Heading2"/>
@@ -2925,7 +2925,7 @@
           <w:numId w:val="1024"/>
         </w:numPr>
       </w:pPr>
-      <w:hyperlink r:id="rId153">
+      <w:hyperlink r:id="rId155">
         <w:r>
           <w:rPr>
             <w:rStyle w:val="Hyperlink"/>
@@ -2942,8 +2942,8 @@
         <w:t xml:space="preserve">- Acceso a artículos científicos (nota: verificar legalidad en tu jurisdicción)</w:t>
       </w:r>
     </w:p>
-    <w:bookmarkEnd w:id="154"/>
-    <w:bookmarkStart w:id="156" w:name="evaluación-de-investigación"/>
+    <w:bookmarkEnd w:id="156"/>
+    <w:bookmarkStart w:id="158" w:name="evaluación-de-investigación"/>
     <w:p>
       <w:pPr>
         <w:pStyle w:val="Heading2"/>
@@ -2960,7 +2960,7 @@
           <w:numId w:val="1025"/>
         </w:numPr>
       </w:pPr>
-      <w:hyperlink r:id="rId155">
+      <w:hyperlink r:id="rId157">
         <w:r>
           <w:rPr>
             <w:rStyle w:val="Hyperlink"/>
@@ -2977,9 +2977,9 @@
         <w:t xml:space="preserve">- Análisis de desempeño en investigación</w:t>
       </w:r>
     </w:p>
-    <w:bookmarkEnd w:id="156"/>
-    <w:bookmarkEnd w:id="157"/>
-    <w:bookmarkStart w:id="167" w:name="ciencias-de-la-salud"/>
+    <w:bookmarkEnd w:id="158"/>
+    <w:bookmarkEnd w:id="159"/>
+    <w:bookmarkStart w:id="169" w:name="ciencias-de-la-salud"/>
     <w:p>
       <w:pPr>
         <w:pStyle w:val="Heading1"/>
@@ -2988,7 +2988,7 @@
         <w:t xml:space="preserve">5. Ciencias de la Salud</w:t>
       </w:r>
     </w:p>
-    <w:bookmarkStart w:id="160" w:name="bases-de-datos-médicas"/>
+    <w:bookmarkStart w:id="162" w:name="bases-de-datos-médicas"/>
     <w:p>
       <w:pPr>
         <w:pStyle w:val="Heading2"/>
@@ -3005,7 +3005,7 @@
           <w:numId w:val="1026"/>
         </w:numPr>
       </w:pPr>
-      <w:hyperlink r:id="rId158">
+      <w:hyperlink r:id="rId160">
         <w:r>
           <w:rPr>
             <w:rStyle w:val="Hyperlink"/>
@@ -3030,7 +3030,7 @@
           <w:numId w:val="1026"/>
         </w:numPr>
       </w:pPr>
-      <w:hyperlink r:id="rId159">
+      <w:hyperlink r:id="rId161">
         <w:r>
           <w:rPr>
             <w:rStyle w:val="Hyperlink"/>
@@ -3047,8 +3047,8 @@
         <w:t xml:space="preserve">- National Center for Biotechnology Information</w:t>
       </w:r>
     </w:p>
-    <w:bookmarkEnd w:id="160"/>
-    <w:bookmarkStart w:id="163" w:name="revistas-médicas-de-alto-impacto"/>
+    <w:bookmarkEnd w:id="162"/>
+    <w:bookmarkStart w:id="165" w:name="revistas-médicas-de-alto-impacto"/>
     <w:p>
       <w:pPr>
         <w:pStyle w:val="Heading2"/>
@@ -3065,7 +3065,7 @@
           <w:numId w:val="1027"/>
         </w:numPr>
       </w:pPr>
-      <w:hyperlink r:id="rId161">
+      <w:hyperlink r:id="rId163">
         <w:r>
           <w:rPr>
             <w:rStyle w:val="Hyperlink"/>
@@ -3090,7 +3090,7 @@
           <w:numId w:val="1027"/>
         </w:numPr>
       </w:pPr>
-      <w:hyperlink r:id="rId162">
+      <w:hyperlink r:id="rId164">
         <w:r>
           <w:rPr>
             <w:rStyle w:val="Hyperlink"/>
@@ -3107,8 +3107,8 @@
         <w:t xml:space="preserve">- Índice de revistas médicas</w:t>
       </w:r>
     </w:p>
-    <w:bookmarkEnd w:id="163"/>
-    <w:bookmarkStart w:id="166" w:name="recursos-adicionales"/>
+    <w:bookmarkEnd w:id="165"/>
+    <w:bookmarkStart w:id="168" w:name="recursos-adicionales"/>
     <w:p>
       <w:pPr>
         <w:pStyle w:val="Heading2"/>
@@ -3125,7 +3125,7 @@
           <w:numId w:val="1028"/>
         </w:numPr>
       </w:pPr>
-      <w:hyperlink r:id="rId164">
+      <w:hyperlink r:id="rId166">
         <w:r>
           <w:rPr>
             <w:rStyle w:val="Hyperlink"/>
@@ -3150,7 +3150,7 @@
           <w:numId w:val="1028"/>
         </w:numPr>
       </w:pPr>
-      <w:hyperlink r:id="rId165">
+      <w:hyperlink r:id="rId167">
         <w:r>
           <w:rPr>
             <w:rStyle w:val="Hyperlink"/>
@@ -3167,9 +3167,9 @@
         <w:t xml:space="preserve">- Revistas de acceso abierto en ciencias</w:t>
       </w:r>
     </w:p>
-    <w:bookmarkEnd w:id="166"/>
-    <w:bookmarkEnd w:id="167"/>
-    <w:bookmarkStart w:id="190" w:name="X29c3abe4c6ac3c669ea43d6633ee49f110a5a1b"/>
+    <w:bookmarkEnd w:id="168"/>
+    <w:bookmarkEnd w:id="169"/>
+    <w:bookmarkStart w:id="192" w:name="X29c3abe4c6ac3c669ea43d6633ee49f110a5a1b"/>
     <w:p>
       <w:pPr>
         <w:pStyle w:val="Heading1"/>
@@ -3178,7 +3178,7 @@
         <w:t xml:space="preserve">6. LaTeX y Herramientas de Edición Académica</w:t>
       </w:r>
     </w:p>
-    <w:bookmarkStart w:id="174" w:name="editores-y-plantillas"/>
+    <w:bookmarkStart w:id="176" w:name="editores-y-plantillas"/>
     <w:p>
       <w:pPr>
         <w:pStyle w:val="Heading2"/>
@@ -3187,7 +3187,7 @@
         <w:t xml:space="preserve">6.1 Editores y Plantillas</w:t>
       </w:r>
     </w:p>
-    <w:bookmarkStart w:id="169" w:name="editores-en-línea"/>
+    <w:bookmarkStart w:id="171" w:name="editores-en-línea"/>
     <w:p>
       <w:pPr>
         <w:pStyle w:val="Heading3"/>
@@ -3204,7 +3204,7 @@
           <w:numId w:val="1029"/>
         </w:numPr>
       </w:pPr>
-      <w:hyperlink r:id="rId168">
+      <w:hyperlink r:id="rId170">
         <w:r>
           <w:rPr>
             <w:rStyle w:val="Hyperlink"/>
@@ -3221,8 +3221,8 @@
         <w:t xml:space="preserve">- Editor colaborativo en la nube</w:t>
       </w:r>
     </w:p>
-    <w:bookmarkEnd w:id="169"/>
-    <w:bookmarkStart w:id="173" w:name="repositorios-de-plantillas"/>
+    <w:bookmarkEnd w:id="171"/>
+    <w:bookmarkStart w:id="175" w:name="repositorios-de-plantillas"/>
     <w:p>
       <w:pPr>
         <w:pStyle w:val="Heading3"/>
@@ -3239,7 +3239,7 @@
           <w:numId w:val="1030"/>
         </w:numPr>
       </w:pPr>
-      <w:hyperlink r:id="rId170">
+      <w:hyperlink r:id="rId172">
         <w:r>
           <w:rPr>
             <w:rStyle w:val="Hyperlink"/>
@@ -3264,7 +3264,7 @@
           <w:numId w:val="1030"/>
         </w:numPr>
       </w:pPr>
-      <w:hyperlink r:id="rId171">
+      <w:hyperlink r:id="rId173">
         <w:r>
           <w:rPr>
             <w:rStyle w:val="Hyperlink"/>
@@ -3289,7 +3289,7 @@
           <w:numId w:val="1030"/>
         </w:numPr>
       </w:pPr>
-      <w:hyperlink r:id="rId172">
+      <w:hyperlink r:id="rId174">
         <w:r>
           <w:rPr>
             <w:rStyle w:val="Hyperlink"/>
@@ -3306,9 +3306,9 @@
         <w:t xml:space="preserve">- Recursos en español</w:t>
       </w:r>
     </w:p>
-    <w:bookmarkEnd w:id="173"/>
-    <w:bookmarkEnd w:id="174"/>
-    <w:bookmarkStart w:id="178" w:name="tutoriales-y-documentación"/>
+    <w:bookmarkEnd w:id="175"/>
+    <w:bookmarkEnd w:id="176"/>
+    <w:bookmarkStart w:id="180" w:name="tutoriales-y-documentación"/>
     <w:p>
       <w:pPr>
         <w:pStyle w:val="Heading2"/>
@@ -3325,7 +3325,7 @@
           <w:numId w:val="1031"/>
         </w:numPr>
       </w:pPr>
-      <w:hyperlink r:id="rId175">
+      <w:hyperlink r:id="rId177">
         <w:r>
           <w:rPr>
             <w:rStyle w:val="Hyperlink"/>
@@ -3350,7 +3350,7 @@
           <w:numId w:val="1031"/>
         </w:numPr>
       </w:pPr>
-      <w:hyperlink r:id="rId176">
+      <w:hyperlink r:id="rId178">
         <w:r>
           <w:rPr>
             <w:rStyle w:val="Hyperlink"/>
@@ -3375,7 +3375,7 @@
           <w:numId w:val="1031"/>
         </w:numPr>
       </w:pPr>
-      <w:hyperlink r:id="rId177">
+      <w:hyperlink r:id="rId179">
         <w:r>
           <w:rPr>
             <w:rStyle w:val="Hyperlink"/>
@@ -3392,8 +3392,8 @@
         <w:t xml:space="preserve">- Recursos avanzados</w:t>
       </w:r>
     </w:p>
-    <w:bookmarkEnd w:id="178"/>
-    <w:bookmarkStart w:id="187" w:name="herramientas-para-gráficos-y-diagramas"/>
+    <w:bookmarkEnd w:id="180"/>
+    <w:bookmarkStart w:id="189" w:name="herramientas-para-gráficos-y-diagramas"/>
     <w:p>
       <w:pPr>
         <w:pStyle w:val="Heading2"/>
@@ -3402,7 +3402,7 @@
         <w:t xml:space="preserve">6.3 Herramientas para Gráficos y Diagramas</w:t>
       </w:r>
     </w:p>
-    <w:bookmarkStart w:id="184" w:name="tikz-y-pgf"/>
+    <w:bookmarkStart w:id="186" w:name="tikz-y-pgf"/>
     <w:p>
       <w:pPr>
         <w:pStyle w:val="Heading3"/>
@@ -3419,7 +3419,7 @@
           <w:numId w:val="1032"/>
         </w:numPr>
       </w:pPr>
-      <w:hyperlink r:id="rId179">
+      <w:hyperlink r:id="rId181">
         <w:r>
           <w:rPr>
             <w:rStyle w:val="Hyperlink"/>
@@ -3444,7 +3444,7 @@
           <w:numId w:val="1032"/>
         </w:numPr>
       </w:pPr>
-      <w:hyperlink r:id="rId180">
+      <w:hyperlink r:id="rId182">
         <w:r>
           <w:rPr>
             <w:rStyle w:val="Hyperlink"/>
@@ -3469,7 +3469,7 @@
           <w:numId w:val="1032"/>
         </w:numPr>
       </w:pPr>
-      <w:hyperlink r:id="rId181">
+      <w:hyperlink r:id="rId183">
         <w:r>
           <w:rPr>
             <w:rStyle w:val="Hyperlink"/>
@@ -3494,7 +3494,7 @@
           <w:numId w:val="1032"/>
         </w:numPr>
       </w:pPr>
-      <w:hyperlink r:id="rId182">
+      <w:hyperlink r:id="rId184">
         <w:r>
           <w:rPr>
             <w:rStyle w:val="Hyperlink"/>
@@ -3519,7 +3519,7 @@
           <w:numId w:val="1032"/>
         </w:numPr>
       </w:pPr>
-      <w:hyperlink r:id="rId183">
+      <w:hyperlink r:id="rId185">
         <w:r>
           <w:rPr>
             <w:rStyle w:val="Hyperlink"/>
@@ -3536,8 +3536,8 @@
         <w:t xml:space="preserve">- Gráficos científicos</w:t>
       </w:r>
     </w:p>
-    <w:bookmarkEnd w:id="184"/>
-    <w:bookmarkStart w:id="186" w:name="tablas"/>
+    <w:bookmarkEnd w:id="186"/>
+    <w:bookmarkStart w:id="188" w:name="tablas"/>
     <w:p>
       <w:pPr>
         <w:pStyle w:val="Heading3"/>
@@ -3554,7 +3554,7 @@
           <w:numId w:val="1033"/>
         </w:numPr>
       </w:pPr>
-      <w:hyperlink r:id="rId185">
+      <w:hyperlink r:id="rId187">
         <w:r>
           <w:rPr>
             <w:rStyle w:val="Hyperlink"/>
@@ -3571,9 +3571,9 @@
         <w:t xml:space="preserve">- Generador de tablas LaTeX</w:t>
       </w:r>
     </w:p>
-    <w:bookmarkEnd w:id="186"/>
-    <w:bookmarkEnd w:id="187"/>
-    <w:bookmarkStart w:id="189" w:name="recursos-en-español"/>
+    <w:bookmarkEnd w:id="188"/>
+    <w:bookmarkEnd w:id="189"/>
+    <w:bookmarkStart w:id="191" w:name="recursos-en-español"/>
     <w:p>
       <w:pPr>
         <w:pStyle w:val="Heading2"/>
@@ -3590,7 +3590,7 @@
           <w:numId w:val="1034"/>
         </w:numPr>
       </w:pPr>
-      <w:hyperlink r:id="rId188">
+      <w:hyperlink r:id="rId190">
         <w:r>
           <w:rPr>
             <w:rStyle w:val="Hyperlink"/>
@@ -3607,9 +3607,9 @@
         <w:t xml:space="preserve">- Recursos académicos abiertos</w:t>
       </w:r>
     </w:p>
-    <w:bookmarkEnd w:id="189"/>
-    <w:bookmarkEnd w:id="190"/>
-    <w:bookmarkStart w:id="200" w:name="metodología-de-investigación"/>
+    <w:bookmarkEnd w:id="191"/>
+    <w:bookmarkEnd w:id="192"/>
+    <w:bookmarkStart w:id="202" w:name="metodología-de-investigación"/>
     <w:p>
       <w:pPr>
         <w:pStyle w:val="Heading1"/>
@@ -3618,7 +3618,7 @@
         <w:t xml:space="preserve">7. Metodología de Investigación</w:t>
       </w:r>
     </w:p>
-    <w:bookmarkStart w:id="196" w:name="guías-para-elaboración-de-tesis"/>
+    <w:bookmarkStart w:id="198" w:name="guías-para-elaboración-de-tesis"/>
     <w:p>
       <w:pPr>
         <w:pStyle w:val="Heading2"/>
@@ -3627,7 +3627,7 @@
         <w:t xml:space="preserve">7.1 Guías para Elaboración de Tesis</w:t>
       </w:r>
     </w:p>
-    <w:bookmarkStart w:id="193" w:name="recursos-universitarios"/>
+    <w:bookmarkStart w:id="195" w:name="recursos-universitarios"/>
     <w:p>
       <w:pPr>
         <w:pStyle w:val="Heading3"/>
@@ -3644,7 +3644,7 @@
           <w:numId w:val="1035"/>
         </w:numPr>
       </w:pPr>
-      <w:hyperlink r:id="rId191">
+      <w:hyperlink r:id="rId193">
         <w:r>
           <w:rPr>
             <w:rStyle w:val="Hyperlink"/>
@@ -3669,7 +3669,7 @@
           <w:numId w:val="1035"/>
         </w:numPr>
       </w:pPr>
-      <w:hyperlink r:id="rId192">
+      <w:hyperlink r:id="rId194">
         <w:r>
           <w:rPr>
             <w:rStyle w:val="Hyperlink"/>
@@ -3686,8 +3686,8 @@
         <w:t xml:space="preserve">- Recursos de escritura</w:t>
       </w:r>
     </w:p>
-    <w:bookmarkEnd w:id="193"/>
-    <w:bookmarkStart w:id="195" w:name="cursos-en-línea"/>
+    <w:bookmarkEnd w:id="195"/>
+    <w:bookmarkStart w:id="197" w:name="cursos-en-línea"/>
     <w:p>
       <w:pPr>
         <w:pStyle w:val="Heading3"/>
@@ -3704,7 +3704,7 @@
           <w:numId w:val="1036"/>
         </w:numPr>
       </w:pPr>
-      <w:hyperlink r:id="rId194">
+      <w:hyperlink r:id="rId196">
         <w:r>
           <w:rPr>
             <w:rStyle w:val="Hyperlink"/>
@@ -3721,9 +3721,9 @@
         <w:t xml:space="preserve">- Curso completo</w:t>
       </w:r>
     </w:p>
-    <w:bookmarkEnd w:id="195"/>
-    <w:bookmarkEnd w:id="196"/>
-    <w:bookmarkStart w:id="199" w:name="centros-de-escritura"/>
+    <w:bookmarkEnd w:id="197"/>
+    <w:bookmarkEnd w:id="198"/>
+    <w:bookmarkStart w:id="201" w:name="centros-de-escritura"/>
     <w:p>
       <w:pPr>
         <w:pStyle w:val="Heading2"/>
@@ -3740,7 +3740,7 @@
           <w:numId w:val="1037"/>
         </w:numPr>
       </w:pPr>
-      <w:hyperlink r:id="rId197">
+      <w:hyperlink r:id="rId199">
         <w:r>
           <w:rPr>
             <w:rStyle w:val="Hyperlink"/>
@@ -3765,7 +3765,7 @@
           <w:numId w:val="1037"/>
         </w:numPr>
       </w:pPr>
-      <w:hyperlink r:id="rId198">
+      <w:hyperlink r:id="rId200">
         <w:r>
           <w:rPr>
             <w:rStyle w:val="Hyperlink"/>
@@ -3782,9 +3782,9 @@
         <w:t xml:space="preserve">- Recursos académicos</w:t>
       </w:r>
     </w:p>
-    <w:bookmarkEnd w:id="199"/>
-    <w:bookmarkEnd w:id="200"/>
-    <w:bookmarkStart w:id="243" w:name="Xb4ed9b857f481d9f7d882a86e085c8e836afd08"/>
+    <w:bookmarkEnd w:id="201"/>
+    <w:bookmarkEnd w:id="202"/>
+    <w:bookmarkStart w:id="245" w:name="Xb4ed9b857f481d9f7d882a86e085c8e836afd08"/>
     <w:p>
       <w:pPr>
         <w:pStyle w:val="Heading1"/>
@@ -3793,7 +3793,7 @@
         <w:t xml:space="preserve">8. Inteligencia Artificial para Investigación</w:t>
       </w:r>
     </w:p>
-    <w:bookmarkStart w:id="213" w:name="asistentes-conversacionales"/>
+    <w:bookmarkStart w:id="215" w:name="asistentes-conversacionales"/>
     <w:p>
       <w:pPr>
         <w:pStyle w:val="Heading2"/>
@@ -3802,7 +3802,7 @@
         <w:t xml:space="preserve">8.1 Asistentes Conversacionales</w:t>
       </w:r>
     </w:p>
-    <w:bookmarkStart w:id="207" w:name="modelos-de-lenguaje-principal"/>
+    <w:bookmarkStart w:id="209" w:name="modelos-de-lenguaje-principal"/>
     <w:p>
       <w:pPr>
         <w:pStyle w:val="Heading3"/>
@@ -3819,7 +3819,7 @@
           <w:numId w:val="1038"/>
         </w:numPr>
       </w:pPr>
-      <w:hyperlink r:id="rId201">
+      <w:hyperlink r:id="rId203">
         <w:r>
           <w:rPr>
             <w:rStyle w:val="Hyperlink"/>
@@ -3844,7 +3844,7 @@
           <w:numId w:val="1038"/>
         </w:numPr>
       </w:pPr>
-      <w:hyperlink r:id="rId202">
+      <w:hyperlink r:id="rId204">
         <w:r>
           <w:rPr>
             <w:rStyle w:val="Hyperlink"/>
@@ -3869,7 +3869,7 @@
           <w:numId w:val="1038"/>
         </w:numPr>
       </w:pPr>
-      <w:hyperlink r:id="rId203">
+      <w:hyperlink r:id="rId205">
         <w:r>
           <w:rPr>
             <w:rStyle w:val="Hyperlink"/>
@@ -3894,7 +3894,7 @@
           <w:numId w:val="1038"/>
         </w:numPr>
       </w:pPr>
-      <w:hyperlink r:id="rId204">
+      <w:hyperlink r:id="rId206">
         <w:r>
           <w:rPr>
             <w:rStyle w:val="Hyperlink"/>
@@ -3919,7 +3919,7 @@
           <w:numId w:val="1038"/>
         </w:numPr>
       </w:pPr>
-      <w:hyperlink r:id="rId205">
+      <w:hyperlink r:id="rId207">
         <w:r>
           <w:rPr>
             <w:rStyle w:val="Hyperlink"/>
@@ -3944,7 +3944,7 @@
           <w:numId w:val="1038"/>
         </w:numPr>
       </w:pPr>
-      <w:hyperlink r:id="rId206">
+      <w:hyperlink r:id="rId208">
         <w:r>
           <w:rPr>
             <w:rStyle w:val="Hyperlink"/>
@@ -3961,8 +3961,8 @@
         <w:t xml:space="preserve">- Meta</w:t>
       </w:r>
     </w:p>
-    <w:bookmarkEnd w:id="207"/>
-    <w:bookmarkStart w:id="212" w:name="buscadores-con-ia"/>
+    <w:bookmarkEnd w:id="209"/>
+    <w:bookmarkStart w:id="214" w:name="buscadores-con-ia"/>
     <w:p>
       <w:pPr>
         <w:pStyle w:val="Heading3"/>
@@ -3979,7 +3979,7 @@
           <w:numId w:val="1039"/>
         </w:numPr>
       </w:pPr>
-      <w:hyperlink r:id="rId208">
+      <w:hyperlink r:id="rId210">
         <w:r>
           <w:rPr>
             <w:rStyle w:val="Hyperlink"/>
@@ -4004,7 +4004,7 @@
           <w:numId w:val="1039"/>
         </w:numPr>
       </w:pPr>
-      <w:hyperlink r:id="rId209">
+      <w:hyperlink r:id="rId211">
         <w:r>
           <w:rPr>
             <w:rStyle w:val="Hyperlink"/>
@@ -4029,7 +4029,7 @@
           <w:numId w:val="1039"/>
         </w:numPr>
       </w:pPr>
-      <w:hyperlink r:id="rId210">
+      <w:hyperlink r:id="rId212">
         <w:r>
           <w:rPr>
             <w:rStyle w:val="Hyperlink"/>
@@ -4054,7 +4054,7 @@
           <w:numId w:val="1039"/>
         </w:numPr>
       </w:pPr>
-      <w:hyperlink r:id="rId211">
+      <w:hyperlink r:id="rId213">
         <w:r>
           <w:rPr>
             <w:rStyle w:val="Hyperlink"/>
@@ -4071,9 +4071,9 @@
         <w:t xml:space="preserve">- Asistente diario</w:t>
       </w:r>
     </w:p>
-    <w:bookmarkEnd w:id="212"/>
-    <w:bookmarkEnd w:id="213"/>
-    <w:bookmarkStart w:id="228" w:name="generación-de-contenido"/>
+    <w:bookmarkEnd w:id="214"/>
+    <w:bookmarkEnd w:id="215"/>
+    <w:bookmarkStart w:id="230" w:name="generación-de-contenido"/>
     <w:p>
       <w:pPr>
         <w:pStyle w:val="Heading2"/>
@@ -4082,7 +4082,7 @@
         <w:t xml:space="preserve">8.2 Generación de Contenido</w:t>
       </w:r>
     </w:p>
-    <w:bookmarkStart w:id="217" w:name="texto-y-presentaciones"/>
+    <w:bookmarkStart w:id="219" w:name="texto-y-presentaciones"/>
     <w:p>
       <w:pPr>
         <w:pStyle w:val="Heading3"/>
@@ -4099,7 +4099,7 @@
           <w:numId w:val="1040"/>
         </w:numPr>
       </w:pPr>
-      <w:hyperlink r:id="rId214">
+      <w:hyperlink r:id="rId216">
         <w:r>
           <w:rPr>
             <w:rStyle w:val="Hyperlink"/>
@@ -4124,7 +4124,7 @@
           <w:numId w:val="1040"/>
         </w:numPr>
       </w:pPr>
-      <w:hyperlink r:id="rId215">
+      <w:hyperlink r:id="rId217">
         <w:r>
           <w:rPr>
             <w:rStyle w:val="Hyperlink"/>
@@ -4149,7 +4149,7 @@
           <w:numId w:val="1040"/>
         </w:numPr>
       </w:pPr>
-      <w:hyperlink r:id="rId216">
+      <w:hyperlink r:id="rId218">
         <w:r>
           <w:rPr>
             <w:rStyle w:val="Hyperlink"/>
@@ -4166,8 +4166,8 @@
         <w:t xml:space="preserve">- Copywriting con IA</w:t>
       </w:r>
     </w:p>
-    <w:bookmarkEnd w:id="217"/>
-    <w:bookmarkStart w:id="224" w:name="imágenes-y-video"/>
+    <w:bookmarkEnd w:id="219"/>
+    <w:bookmarkStart w:id="226" w:name="imágenes-y-video"/>
     <w:p>
       <w:pPr>
         <w:pStyle w:val="Heading3"/>
@@ -4184,7 +4184,7 @@
           <w:numId w:val="1041"/>
         </w:numPr>
       </w:pPr>
-      <w:hyperlink r:id="rId218">
+      <w:hyperlink r:id="rId220">
         <w:r>
           <w:rPr>
             <w:rStyle w:val="Hyperlink"/>
@@ -4209,7 +4209,7 @@
           <w:numId w:val="1041"/>
         </w:numPr>
       </w:pPr>
-      <w:hyperlink r:id="rId219">
+      <w:hyperlink r:id="rId221">
         <w:r>
           <w:rPr>
             <w:rStyle w:val="Hyperlink"/>
@@ -4234,7 +4234,7 @@
           <w:numId w:val="1041"/>
         </w:numPr>
       </w:pPr>
-      <w:hyperlink r:id="rId220">
+      <w:hyperlink r:id="rId222">
         <w:r>
           <w:rPr>
             <w:rStyle w:val="Hyperlink"/>
@@ -4259,7 +4259,7 @@
           <w:numId w:val="1041"/>
         </w:numPr>
       </w:pPr>
-      <w:hyperlink r:id="rId221">
+      <w:hyperlink r:id="rId223">
         <w:r>
           <w:rPr>
             <w:rStyle w:val="Hyperlink"/>
@@ -4284,7 +4284,7 @@
           <w:numId w:val="1041"/>
         </w:numPr>
       </w:pPr>
-      <w:hyperlink r:id="rId222">
+      <w:hyperlink r:id="rId224">
         <w:r>
           <w:rPr>
             <w:rStyle w:val="Hyperlink"/>
@@ -4309,7 +4309,7 @@
           <w:numId w:val="1041"/>
         </w:numPr>
       </w:pPr>
-      <w:hyperlink r:id="rId223">
+      <w:hyperlink r:id="rId225">
         <w:r>
           <w:rPr>
             <w:rStyle w:val="Hyperlink"/>
@@ -4326,8 +4326,8 @@
         <w:t xml:space="preserve">- Herramientas de video</w:t>
       </w:r>
     </w:p>
-    <w:bookmarkEnd w:id="224"/>
-    <w:bookmarkStart w:id="227" w:name="audio"/>
+    <w:bookmarkEnd w:id="226"/>
+    <w:bookmarkStart w:id="229" w:name="audio"/>
     <w:p>
       <w:pPr>
         <w:pStyle w:val="Heading3"/>
@@ -4344,7 +4344,7 @@
           <w:numId w:val="1042"/>
         </w:numPr>
       </w:pPr>
-      <w:hyperlink r:id="rId225">
+      <w:hyperlink r:id="rId227">
         <w:r>
           <w:rPr>
             <w:rStyle w:val="Hyperlink"/>
@@ -4369,7 +4369,7 @@
           <w:numId w:val="1042"/>
         </w:numPr>
       </w:pPr>
-      <w:hyperlink r:id="rId226">
+      <w:hyperlink r:id="rId228">
         <w:r>
           <w:rPr>
             <w:rStyle w:val="Hyperlink"/>
@@ -4386,9 +4386,9 @@
         <w:t xml:space="preserve">- Traducción y doblaje de videos</w:t>
       </w:r>
     </w:p>
-    <w:bookmarkEnd w:id="227"/>
-    <w:bookmarkEnd w:id="228"/>
-    <w:bookmarkStart w:id="237" w:name="herramientas-especializadas"/>
+    <w:bookmarkEnd w:id="229"/>
+    <w:bookmarkEnd w:id="230"/>
+    <w:bookmarkStart w:id="239" w:name="herramientas-especializadas"/>
     <w:p>
       <w:pPr>
         <w:pStyle w:val="Heading2"/>
@@ -4397,7 +4397,7 @@
         <w:t xml:space="preserve">8.3 Herramientas Especializadas</w:t>
       </w:r>
     </w:p>
-    <w:bookmarkStart w:id="231" w:name="para-programación"/>
+    <w:bookmarkStart w:id="233" w:name="para-programación"/>
     <w:p>
       <w:pPr>
         <w:pStyle w:val="Heading3"/>
@@ -4414,7 +4414,7 @@
           <w:numId w:val="1043"/>
         </w:numPr>
       </w:pPr>
-      <w:hyperlink r:id="rId229">
+      <w:hyperlink r:id="rId231">
         <w:r>
           <w:rPr>
             <w:rStyle w:val="Hyperlink"/>
@@ -4439,7 +4439,7 @@
           <w:numId w:val="1043"/>
         </w:numPr>
       </w:pPr>
-      <w:hyperlink r:id="rId230">
+      <w:hyperlink r:id="rId232">
         <w:r>
           <w:rPr>
             <w:rStyle w:val="Hyperlink"/>
@@ -4456,8 +4456,8 @@
         <w:t xml:space="preserve">- Generación de código</w:t>
       </w:r>
     </w:p>
-    <w:bookmarkEnd w:id="231"/>
-    <w:bookmarkStart w:id="234" w:name="para-reuniones-y-transcripción"/>
+    <w:bookmarkEnd w:id="233"/>
+    <w:bookmarkStart w:id="236" w:name="para-reuniones-y-transcripción"/>
     <w:p>
       <w:pPr>
         <w:pStyle w:val="Heading3"/>
@@ -4474,7 +4474,7 @@
           <w:numId w:val="1044"/>
         </w:numPr>
       </w:pPr>
-      <w:hyperlink r:id="rId232">
+      <w:hyperlink r:id="rId234">
         <w:r>
           <w:rPr>
             <w:rStyle w:val="Hyperlink"/>
@@ -4499,7 +4499,7 @@
           <w:numId w:val="1044"/>
         </w:numPr>
       </w:pPr>
-      <w:hyperlink r:id="rId233">
+      <w:hyperlink r:id="rId235">
         <w:r>
           <w:rPr>
             <w:rStyle w:val="Hyperlink"/>
@@ -4516,8 +4516,8 @@
         <w:t xml:space="preserve">- Transcripción en tiempo real</w:t>
       </w:r>
     </w:p>
-    <w:bookmarkEnd w:id="234"/>
-    <w:bookmarkStart w:id="236" w:name="desarrollo-y-apis"/>
+    <w:bookmarkEnd w:id="236"/>
+    <w:bookmarkStart w:id="238" w:name="desarrollo-y-apis"/>
     <w:p>
       <w:pPr>
         <w:pStyle w:val="Heading3"/>
@@ -4534,7 +4534,7 @@
           <w:numId w:val="1045"/>
         </w:numPr>
       </w:pPr>
-      <w:hyperlink r:id="rId235">
+      <w:hyperlink r:id="rId237">
         <w:r>
           <w:rPr>
             <w:rStyle w:val="Hyperlink"/>
@@ -4551,9 +4551,9 @@
         <w:t xml:space="preserve">- Experimentación con modelos</w:t>
       </w:r>
     </w:p>
-    <w:bookmarkEnd w:id="236"/>
-    <w:bookmarkEnd w:id="237"/>
-    <w:bookmarkStart w:id="242" w:name="directorios-de-herramientas-ia"/>
+    <w:bookmarkEnd w:id="238"/>
+    <w:bookmarkEnd w:id="239"/>
+    <w:bookmarkStart w:id="244" w:name="directorios-de-herramientas-ia"/>
     <w:p>
       <w:pPr>
         <w:pStyle w:val="Heading2"/>
@@ -4570,7 +4570,7 @@
           <w:numId w:val="1046"/>
         </w:numPr>
       </w:pPr>
-      <w:hyperlink r:id="rId238">
+      <w:hyperlink r:id="rId240">
         <w:r>
           <w:rPr>
             <w:rStyle w:val="Hyperlink"/>
@@ -4595,7 +4595,7 @@
           <w:numId w:val="1046"/>
         </w:numPr>
       </w:pPr>
-      <w:hyperlink r:id="rId239">
+      <w:hyperlink r:id="rId241">
         <w:r>
           <w:rPr>
             <w:rStyle w:val="Hyperlink"/>
@@ -4620,7 +4620,7 @@
           <w:numId w:val="1046"/>
         </w:numPr>
       </w:pPr>
-      <w:hyperlink r:id="rId240">
+      <w:hyperlink r:id="rId242">
         <w:r>
           <w:rPr>
             <w:rStyle w:val="Hyperlink"/>
@@ -4645,7 +4645,7 @@
           <w:numId w:val="1046"/>
         </w:numPr>
       </w:pPr>
-      <w:hyperlink r:id="rId241">
+      <w:hyperlink r:id="rId243">
         <w:r>
           <w:rPr>
             <w:rStyle w:val="Hyperlink"/>
@@ -4662,9 +4662,9 @@
         <w:t xml:space="preserve">- Herramientas curadas</w:t>
       </w:r>
     </w:p>
-    <w:bookmarkEnd w:id="242"/>
-    <w:bookmarkEnd w:id="243"/>
-    <w:bookmarkStart w:id="269" w:name="recursos-multidisciplinarios"/>
+    <w:bookmarkEnd w:id="244"/>
+    <w:bookmarkEnd w:id="245"/>
+    <w:bookmarkStart w:id="271" w:name="recursos-multidisciplinarios"/>
     <w:p>
       <w:pPr>
         <w:pStyle w:val="Heading1"/>
@@ -4673,7 +4673,7 @@
         <w:t xml:space="preserve">9. Recursos Multidisciplinarios</w:t>
       </w:r>
     </w:p>
-    <w:bookmarkStart w:id="253" w:name="plataformas-educativas-globales"/>
+    <w:bookmarkStart w:id="255" w:name="plataformas-educativas-globales"/>
     <w:p>
       <w:pPr>
         <w:pStyle w:val="Heading2"/>
@@ -4682,7 +4682,7 @@
         <w:t xml:space="preserve">9.1 Plataformas Educativas Globales</w:t>
       </w:r>
     </w:p>
-    <w:bookmarkStart w:id="248" w:name="moocs-y-cursos-en-línea"/>
+    <w:bookmarkStart w:id="250" w:name="moocs-y-cursos-en-línea"/>
     <w:p>
       <w:pPr>
         <w:pStyle w:val="Heading3"/>
@@ -4699,7 +4699,7 @@
           <w:numId w:val="1047"/>
         </w:numPr>
       </w:pPr>
-      <w:hyperlink r:id="rId244">
+      <w:hyperlink r:id="rId246">
         <w:r>
           <w:rPr>
             <w:rStyle w:val="Hyperlink"/>
@@ -4724,7 +4724,7 @@
           <w:numId w:val="1047"/>
         </w:numPr>
       </w:pPr>
-      <w:hyperlink r:id="rId245">
+      <w:hyperlink r:id="rId247">
         <w:r>
           <w:rPr>
             <w:rStyle w:val="Hyperlink"/>
@@ -4749,7 +4749,7 @@
           <w:numId w:val="1047"/>
         </w:numPr>
       </w:pPr>
-      <w:hyperlink r:id="rId246">
+      <w:hyperlink r:id="rId248">
         <w:r>
           <w:rPr>
             <w:rStyle w:val="Hyperlink"/>
@@ -4774,7 +4774,7 @@
           <w:numId w:val="1047"/>
         </w:numPr>
       </w:pPr>
-      <w:hyperlink r:id="rId247">
+      <w:hyperlink r:id="rId249">
         <w:r>
           <w:rPr>
             <w:rStyle w:val="Hyperlink"/>
@@ -4791,8 +4791,8 @@
         <w:t xml:space="preserve">- Cursos del MIT</w:t>
       </w:r>
     </w:p>
-    <w:bookmarkEnd w:id="248"/>
-    <w:bookmarkStart w:id="252" w:name="plataformas-de-investigación"/>
+    <w:bookmarkEnd w:id="250"/>
+    <w:bookmarkStart w:id="254" w:name="plataformas-de-investigación"/>
     <w:p>
       <w:pPr>
         <w:pStyle w:val="Heading3"/>
@@ -4809,7 +4809,7 @@
           <w:numId w:val="1048"/>
         </w:numPr>
       </w:pPr>
-      <w:hyperlink r:id="rId249">
+      <w:hyperlink r:id="rId251">
         <w:r>
           <w:rPr>
             <w:rStyle w:val="Hyperlink"/>
@@ -4834,7 +4834,7 @@
           <w:numId w:val="1048"/>
         </w:numPr>
       </w:pPr>
-      <w:hyperlink r:id="rId250">
+      <w:hyperlink r:id="rId252">
         <w:r>
           <w:rPr>
             <w:rStyle w:val="Hyperlink"/>
@@ -4859,7 +4859,7 @@
           <w:numId w:val="1048"/>
         </w:numPr>
       </w:pPr>
-      <w:hyperlink r:id="rId251">
+      <w:hyperlink r:id="rId253">
         <w:r>
           <w:rPr>
             <w:rStyle w:val="Hyperlink"/>
@@ -4876,9 +4876,9 @@
         <w:t xml:space="preserve">- Gestor de referencias y red social</w:t>
       </w:r>
     </w:p>
-    <w:bookmarkEnd w:id="252"/>
-    <w:bookmarkEnd w:id="253"/>
-    <w:bookmarkStart w:id="264" w:name="datos-y-estadísticas"/>
+    <w:bookmarkEnd w:id="254"/>
+    <w:bookmarkEnd w:id="255"/>
+    <w:bookmarkStart w:id="266" w:name="datos-y-estadísticas"/>
     <w:p>
       <w:pPr>
         <w:pStyle w:val="Heading2"/>
@@ -4887,7 +4887,7 @@
         <w:t xml:space="preserve">9.2 Datos y Estadísticas</w:t>
       </w:r>
     </w:p>
-    <w:bookmarkStart w:id="259" w:name="fuentes-de-datos"/>
+    <w:bookmarkStart w:id="261" w:name="fuentes-de-datos"/>
     <w:p>
       <w:pPr>
         <w:pStyle w:val="Heading3"/>
@@ -4904,7 +4904,7 @@
           <w:numId w:val="1049"/>
         </w:numPr>
       </w:pPr>
-      <w:hyperlink r:id="rId254">
+      <w:hyperlink r:id="rId256">
         <w:r>
           <w:rPr>
             <w:rStyle w:val="Hyperlink"/>
@@ -4929,7 +4929,7 @@
           <w:numId w:val="1049"/>
         </w:numPr>
       </w:pPr>
-      <w:hyperlink r:id="rId255">
+      <w:hyperlink r:id="rId257">
         <w:r>
           <w:rPr>
             <w:rStyle w:val="Hyperlink"/>
@@ -4954,7 +4954,7 @@
           <w:numId w:val="1049"/>
         </w:numPr>
       </w:pPr>
-      <w:hyperlink r:id="rId256">
+      <w:hyperlink r:id="rId258">
         <w:r>
           <w:rPr>
             <w:rStyle w:val="Hyperlink"/>
@@ -4979,7 +4979,7 @@
           <w:numId w:val="1049"/>
         </w:numPr>
       </w:pPr>
-      <w:hyperlink r:id="rId257">
+      <w:hyperlink r:id="rId259">
         <w:r>
           <w:rPr>
             <w:rStyle w:val="Hyperlink"/>
@@ -5004,7 +5004,7 @@
           <w:numId w:val="1049"/>
         </w:numPr>
       </w:pPr>
-      <w:hyperlink r:id="rId258">
+      <w:hyperlink r:id="rId260">
         <w:r>
           <w:rPr>
             <w:rStyle w:val="Hyperlink"/>
@@ -5021,8 +5021,8 @@
         <w:t xml:space="preserve">- Datos sobre problemas globales</w:t>
       </w:r>
     </w:p>
-    <w:bookmarkEnd w:id="259"/>
-    <w:bookmarkStart w:id="263" w:name="herramientas-de-análisis"/>
+    <w:bookmarkEnd w:id="261"/>
+    <w:bookmarkStart w:id="265" w:name="herramientas-de-análisis"/>
     <w:p>
       <w:pPr>
         <w:pStyle w:val="Heading3"/>
@@ -5039,7 +5039,7 @@
           <w:numId w:val="1050"/>
         </w:numPr>
       </w:pPr>
-      <w:hyperlink r:id="rId260">
+      <w:hyperlink r:id="rId262">
         <w:r>
           <w:rPr>
             <w:rStyle w:val="Hyperlink"/>
@@ -5064,7 +5064,7 @@
           <w:numId w:val="1050"/>
         </w:numPr>
       </w:pPr>
-      <w:hyperlink r:id="rId261">
+      <w:hyperlink r:id="rId263">
         <w:r>
           <w:rPr>
             <w:rStyle w:val="Hyperlink"/>
@@ -5089,7 +5089,7 @@
           <w:numId w:val="1050"/>
         </w:numPr>
       </w:pPr>
-      <w:hyperlink r:id="rId262">
+      <w:hyperlink r:id="rId264">
         <w:r>
           <w:rPr>
             <w:rStyle w:val="Hyperlink"/>
@@ -5106,9 +5106,9 @@
         <w:t xml:space="preserve">- Datos del gobierno de EE.UU.</w:t>
       </w:r>
     </w:p>
-    <w:bookmarkEnd w:id="263"/>
-    <w:bookmarkEnd w:id="264"/>
-    <w:bookmarkStart w:id="268" w:name="recursos-para-ciencias-sociales"/>
+    <w:bookmarkEnd w:id="265"/>
+    <w:bookmarkEnd w:id="266"/>
+    <w:bookmarkStart w:id="270" w:name="recursos-para-ciencias-sociales"/>
     <w:p>
       <w:pPr>
         <w:pStyle w:val="Heading2"/>
@@ -5125,7 +5125,7 @@
           <w:numId w:val="1051"/>
         </w:numPr>
       </w:pPr>
-      <w:hyperlink r:id="rId265">
+      <w:hyperlink r:id="rId267">
         <w:r>
           <w:rPr>
             <w:rStyle w:val="Hyperlink"/>
@@ -5150,7 +5150,7 @@
           <w:numId w:val="1051"/>
         </w:numPr>
       </w:pPr>
-      <w:hyperlink r:id="rId266">
+      <w:hyperlink r:id="rId268">
         <w:r>
           <w:rPr>
             <w:rStyle w:val="Hyperlink"/>
@@ -5175,7 +5175,7 @@
           <w:numId w:val="1051"/>
         </w:numPr>
       </w:pPr>
-      <w:hyperlink r:id="rId267">
+      <w:hyperlink r:id="rId269">
         <w:r>
           <w:rPr>
             <w:rStyle w:val="Hyperlink"/>
@@ -5192,9 +5192,9 @@
         <w:t xml:space="preserve">- Datos sociales y económicos</w:t>
       </w:r>
     </w:p>
-    <w:bookmarkEnd w:id="268"/>
-    <w:bookmarkEnd w:id="269"/>
-    <w:bookmarkStart w:id="272" w:name="conclusión"/>
+    <w:bookmarkEnd w:id="270"/>
+    <w:bookmarkEnd w:id="271"/>
+    <w:bookmarkStart w:id="274" w:name="conclusión"/>
     <w:p>
       <w:pPr>
         <w:pStyle w:val="Heading1"/>
@@ -5211,7 +5211,7 @@
         <w:t xml:space="preserve">Esta guía representa un compendio exhaustivo de recursos digitales para la investigación académica contemporánea. Desde bases de datos especializadas hasta herramientas de inteligencia artificial, cada sección ha sido diseñada para cubrir aspectos específicos del proceso investigativo.</w:t>
       </w:r>
     </w:p>
-    <w:bookmarkStart w:id="270" w:name="recomendaciones-de-uso"/>
+    <w:bookmarkStart w:id="272" w:name="recomendaciones-de-uso"/>
     <w:p>
       <w:pPr>
         <w:pStyle w:val="Heading2"/>
@@ -5364,8 +5364,8 @@
         <w:t xml:space="preserve">Crear gráficos profesionales con TikZ/PGFplots</w:t>
       </w:r>
     </w:p>
-    <w:bookmarkEnd w:id="270"/>
-    <w:bookmarkStart w:id="271" w:name="contribución-comunitaria"/>
+    <w:bookmarkEnd w:id="272"/>
+    <w:bookmarkStart w:id="273" w:name="contribución-comunitaria"/>
     <w:p>
       <w:pPr>
         <w:pStyle w:val="Heading2"/>
@@ -5430,9 +5430,9 @@
         <w:t xml:space="preserve">Traducir o adaptar contenido para diferentes contextos</w:t>
       </w:r>
     </w:p>
-    <w:bookmarkEnd w:id="271"/>
-    <w:bookmarkEnd w:id="272"/>
-    <w:bookmarkStart w:id="273" w:name="referencias-y-lecturas-adicionales"/>
+    <w:bookmarkEnd w:id="273"/>
+    <w:bookmarkEnd w:id="274"/>
+    <w:bookmarkStart w:id="275" w:name="referencias-y-lecturas-adicionales"/>
     <w:p>
       <w:pPr>
         <w:pStyle w:val="Heading1"/>
@@ -5626,7 +5626,7 @@
         <w:br w:type="page"/>
       </w:r>
     </w:p>
-    <w:bookmarkEnd w:id="273"/>
+    <w:bookmarkEnd w:id="275"/>
     <w:p>
       <w:pPr>
         <w:pStyle w:val="Heading1"/>
@@ -5635,7 +5635,7 @@
         <w:t xml:space="preserve">12. Anexo</w:t>
       </w:r>
     </w:p>
-    <w:bookmarkStart w:id="284" w:name="apx-publicaciones-similares"/>
+    <w:bookmarkStart w:id="290" w:name="apx-publicaciones-similares"/>
     <w:p>
       <w:pPr>
         <w:pStyle w:val="Heading1"/>
@@ -5660,11 +5660,11 @@
           <w:numId w:val="1057"/>
         </w:numPr>
       </w:pPr>
-      <w:hyperlink r:id="rId274"/>
-      <w:r>
-        <w:t xml:space="preserve"> </w:t>
-      </w:r>
-      <w:hyperlink r:id="rId275">
+      <w:hyperlink r:id="rId276"/>
+      <w:r>
+        <w:t xml:space="preserve"> </w:t>
+      </w:r>
+      <w:hyperlink r:id="rId277">
         <w:r>
           <w:rPr>
             <w:rStyle w:val="Hyperlink"/>
@@ -5681,11 +5681,11 @@
           <w:numId w:val="1057"/>
         </w:numPr>
       </w:pPr>
-      <w:hyperlink r:id="rId276"/>
-      <w:r>
-        <w:t xml:space="preserve"> </w:t>
-      </w:r>
-      <w:hyperlink r:id="rId277">
+      <w:hyperlink r:id="rId278"/>
+      <w:r>
+        <w:t xml:space="preserve"> </w:t>
+      </w:r>
+      <w:hyperlink r:id="rId279">
         <w:r>
           <w:rPr>
             <w:rStyle w:val="Hyperlink"/>
@@ -5702,11 +5702,11 @@
           <w:numId w:val="1057"/>
         </w:numPr>
       </w:pPr>
-      <w:hyperlink r:id="rId278"/>
-      <w:r>
-        <w:t xml:space="preserve"> </w:t>
-      </w:r>
-      <w:hyperlink r:id="rId279">
+      <w:hyperlink r:id="rId280"/>
+      <w:r>
+        <w:t xml:space="preserve"> </w:t>
+      </w:r>
+      <w:hyperlink r:id="rId281">
         <w:r>
           <w:rPr>
             <w:rStyle w:val="Hyperlink"/>
@@ -5723,11 +5723,11 @@
           <w:numId w:val="1057"/>
         </w:numPr>
       </w:pPr>
-      <w:hyperlink r:id="rId280"/>
-      <w:r>
-        <w:t xml:space="preserve"> </w:t>
-      </w:r>
-      <w:hyperlink r:id="rId281">
+      <w:hyperlink r:id="rId282"/>
+      <w:r>
+        <w:t xml:space="preserve"> </w:t>
+      </w:r>
+      <w:hyperlink r:id="rId283">
         <w:r>
           <w:rPr>
             <w:rStyle w:val="Hyperlink"/>
@@ -5744,11 +5744,11 @@
           <w:numId w:val="1057"/>
         </w:numPr>
       </w:pPr>
-      <w:hyperlink r:id="rId282"/>
-      <w:r>
-        <w:t xml:space="preserve"> </w:t>
-      </w:r>
-      <w:hyperlink r:id="rId283">
+      <w:hyperlink r:id="rId284"/>
+      <w:r>
+        <w:t xml:space="preserve"> </w:t>
+      </w:r>
+      <w:hyperlink r:id="rId285">
         <w:r>
           <w:rPr>
             <w:rStyle w:val="Hyperlink"/>
@@ -5759,20 +5759,62 @@
     </w:p>
     <w:p>
       <w:pPr>
+        <w:pStyle w:val="Compact"/>
+        <w:numPr>
+          <w:ilvl w:val="0"/>
+          <w:numId w:val="1057"/>
+        </w:numPr>
+      </w:pPr>
+      <w:hyperlink r:id="rId286"/>
+      <w:r>
+        <w:t xml:space="preserve"> </w:t>
+      </w:r>
+      <w:hyperlink r:id="rId287">
+        <w:r>
+          <w:rPr>
+            <w:rStyle w:val="Hyperlink"/>
+          </w:rPr>
+          <w:t xml:space="preserve">Configuracion De Quarto Yml</w:t>
+        </w:r>
+      </w:hyperlink>
+    </w:p>
+    <w:p>
+      <w:pPr>
+        <w:pStyle w:val="Compact"/>
+        <w:numPr>
+          <w:ilvl w:val="0"/>
+          <w:numId w:val="1057"/>
+        </w:numPr>
+      </w:pPr>
+      <w:hyperlink r:id="rId288"/>
+      <w:r>
+        <w:t xml:space="preserve"> </w:t>
+      </w:r>
+      <w:hyperlink r:id="rId289">
+        <w:r>
+          <w:rPr>
+            <w:rStyle w:val="Hyperlink"/>
+          </w:rPr>
+          <w:t xml:space="preserve">Guia Practica De Metadata En Quarto</w:t>
+        </w:r>
+      </w:hyperlink>
+    </w:p>
+    <w:p>
+      <w:pPr>
         <w:pStyle w:val="FirstParagraph"/>
       </w:pPr>
       <w:r>
         <w:t xml:space="preserve">Esperamos que encuentres estas publicaciones igualmente interesantes y útiles. ¡Disfruta de la lectura!</w:t>
       </w:r>
     </w:p>
-    <w:bookmarkEnd w:id="284"/>
+    <w:bookmarkEnd w:id="290"/>
     <w:sectPr>
-      <w:headerReference r:id="rId9" w:type="even"/>
-      <w:headerReference r:id="rId11" w:type="default"/>
-      <w:footerReference r:id="rId14" w:type="even"/>
-      <w:footerReference r:id="rId13" w:type="default"/>
-      <w:headerReference r:id="rId10" w:type="first"/>
-      <w:footerReference r:id="rId12" w:type="first"/>
+      <w:headerReference r:id="rId8" w:type="even"/>
+      <w:headerReference r:id="rId9" w:type="default"/>
+      <w:footerReference r:id="rId10" w:type="even"/>
+      <w:footerReference r:id="rId11" w:type="default"/>
+      <w:headerReference r:id="rId12" w:type="first"/>
+      <w:footerReference r:id="rId13" w:type="first"/>
       <w:pgSz w:h="15840" w:w="12240"/>
       <w:pgMar w:bottom="1440" w:footer="720" w:gutter="0" w:header="720" w:left="1440" w:right="1440" w:top="1440"/>
       <w:cols w:space="720"/>
